--- a/Tuan05/22640121_NguyenTrungQuyen_MinhChung.docx
+++ b/Tuan05/22640121_NguyenTrungQuyen_MinhChung.docx
@@ -4,13 +4,110 @@
   <w:body>
     <w:p>
       <w:r>
-        <w:t>Phan 1:</w:t>
+        <w:t>Phan 2</w:t>
+      </w:r>
+      <w:r>
+        <w:t>:</w:t>
       </w:r>
     </w:p>
     <w:p>
+      <w:r>
+        <w:t>Bai 1:</w:t>
+      </w:r>
+    </w:p>
+    <w:p>
+      <w:pPr>
+        <w:pStyle w:val="ListParagraph"/>
+        <w:numPr>
+          <w:ilvl w:val="0"/>
+          <w:numId w:val="2"/>
+        </w:numPr>
+      </w:pPr>
+      <w:r>
+        <w:t>Docker compose up</w:t>
+      </w:r>
+    </w:p>
+    <w:p>
+      <w:r>
+        <w:drawing>
+          <wp:inline distT="0" distB="0" distL="0" distR="0" wp14:anchorId="564C3119" wp14:editId="5DF58367">
+            <wp:extent cx="5943600" cy="3343275"/>
+            <wp:effectExtent l="0" t="0" r="0" b="9525"/>
+            <wp:docPr id="1" name="Picture 1"/>
+            <wp:cNvGraphicFramePr>
+              <a:graphicFrameLocks xmlns:a="http://schemas.openxmlformats.org/drawingml/2006/main" noChangeAspect="1"/>
+            </wp:cNvGraphicFramePr>
+            <a:graphic xmlns:a="http://schemas.openxmlformats.org/drawingml/2006/main">
+              <a:graphicData uri="http://schemas.openxmlformats.org/drawingml/2006/picture">
+                <pic:pic xmlns:pic="http://schemas.openxmlformats.org/drawingml/2006/picture">
+                  <pic:nvPicPr>
+                    <pic:cNvPr id="1" name=""/>
+                    <pic:cNvPicPr/>
+                  </pic:nvPicPr>
+                  <pic:blipFill>
+                    <a:blip r:embed="rId5"/>
+                    <a:stretch>
+                      <a:fillRect/>
+                    </a:stretch>
+                  </pic:blipFill>
+                  <pic:spPr>
+                    <a:xfrm>
+                      <a:off x="0" y="0"/>
+                      <a:ext cx="5943600" cy="3343275"/>
+                    </a:xfrm>
+                    <a:prstGeom prst="rect">
+                      <a:avLst/>
+                    </a:prstGeom>
+                  </pic:spPr>
+                </pic:pic>
+              </a:graphicData>
+            </a:graphic>
+          </wp:inline>
+        </w:drawing>
+      </w:r>
+    </w:p>
+    <w:p>
+      <w:r>
+        <w:drawing>
+          <wp:inline distT="0" distB="0" distL="0" distR="0" wp14:anchorId="51320E32" wp14:editId="6A3AB55F">
+            <wp:extent cx="5943600" cy="3321050"/>
+            <wp:effectExtent l="0" t="0" r="0" b="0"/>
+            <wp:docPr id="2" name="Picture 2"/>
+            <wp:cNvGraphicFramePr>
+              <a:graphicFrameLocks xmlns:a="http://schemas.openxmlformats.org/drawingml/2006/main" noChangeAspect="1"/>
+            </wp:cNvGraphicFramePr>
+            <a:graphic xmlns:a="http://schemas.openxmlformats.org/drawingml/2006/main">
+              <a:graphicData uri="http://schemas.openxmlformats.org/drawingml/2006/picture">
+                <pic:pic xmlns:pic="http://schemas.openxmlformats.org/drawingml/2006/picture">
+                  <pic:nvPicPr>
+                    <pic:cNvPr id="1" name=""/>
+                    <pic:cNvPicPr/>
+                  </pic:nvPicPr>
+                  <pic:blipFill>
+                    <a:blip r:embed="rId6"/>
+                    <a:stretch>
+                      <a:fillRect/>
+                    </a:stretch>
+                  </pic:blipFill>
+                  <pic:spPr>
+                    <a:xfrm>
+                      <a:off x="0" y="0"/>
+                      <a:ext cx="5943600" cy="3321050"/>
+                    </a:xfrm>
+                    <a:prstGeom prst="rect">
+                      <a:avLst/>
+                    </a:prstGeom>
+                  </pic:spPr>
+                </pic:pic>
+              </a:graphicData>
+            </a:graphic>
+          </wp:inline>
+        </w:drawing>
+      </w:r>
       <w:bookmarkStart w:id="0" w:name="_GoBack"/>
       <w:bookmarkEnd w:id="0"/>
     </w:p>
+    <w:p/>
     <w:sectPr>
       <w:pgSz w:w="12240" w:h="15840"/>
       <w:pgMar w:top="1440" w:right="1440" w:bottom="1440" w:left="1440" w:header="720" w:footer="720" w:gutter="0"/>
@@ -19,6 +116,195 @@
     </w:sectPr>
   </w:body>
 </w:document>
+</file>
+
+<file path=word/numbering.xml><?xml version="1.0" encoding="utf-8"?>
+<w:numbering xmlns:wpc="http://schemas.microsoft.com/office/word/2010/wordprocessingCanvas" xmlns:mc="http://schemas.openxmlformats.org/markup-compatibility/2006" xmlns:o="urn:schemas-microsoft-com:office:office" xmlns:r="http://schemas.openxmlformats.org/officeDocument/2006/relationships" xmlns:m="http://schemas.openxmlformats.org/officeDocument/2006/math" xmlns:v="urn:schemas-microsoft-com:vml" xmlns:wp14="http://schemas.microsoft.com/office/word/2010/wordprocessingDrawing" xmlns:wp="http://schemas.openxmlformats.org/drawingml/2006/wordprocessingDrawing" xmlns:w10="urn:schemas-microsoft-com:office:word" xmlns:w="http://schemas.openxmlformats.org/wordprocessingml/2006/main" xmlns:w14="http://schemas.microsoft.com/office/word/2010/wordml" xmlns:w15="http://schemas.microsoft.com/office/word/2012/wordml" xmlns:wpg="http://schemas.microsoft.com/office/word/2010/wordprocessingGroup" xmlns:wpi="http://schemas.microsoft.com/office/word/2010/wordprocessingInk" xmlns:wne="http://schemas.microsoft.com/office/word/2006/wordml" xmlns:wps="http://schemas.microsoft.com/office/word/2010/wordprocessingShape" mc:Ignorable="w14 w15 wp14">
+  <w:abstractNum w:abstractNumId="0">
+    <w:nsid w:val="22026355"/>
+    <w:multiLevelType w:val="hybridMultilevel"/>
+    <w:tmpl w:val="5C1C2870"/>
+    <w:lvl w:ilvl="0" w:tplc="0409000F">
+      <w:start w:val="1"/>
+      <w:numFmt w:val="decimal"/>
+      <w:lvlText w:val="%1."/>
+      <w:lvlJc w:val="left"/>
+      <w:pPr>
+        <w:ind w:left="720" w:hanging="360"/>
+      </w:pPr>
+      <w:rPr>
+        <w:rFonts w:hint="default"/>
+      </w:rPr>
+    </w:lvl>
+    <w:lvl w:ilvl="1" w:tplc="04090019" w:tentative="1">
+      <w:start w:val="1"/>
+      <w:numFmt w:val="lowerLetter"/>
+      <w:lvlText w:val="%2."/>
+      <w:lvlJc w:val="left"/>
+      <w:pPr>
+        <w:ind w:left="1440" w:hanging="360"/>
+      </w:pPr>
+    </w:lvl>
+    <w:lvl w:ilvl="2" w:tplc="0409001B" w:tentative="1">
+      <w:start w:val="1"/>
+      <w:numFmt w:val="lowerRoman"/>
+      <w:lvlText w:val="%3."/>
+      <w:lvlJc w:val="right"/>
+      <w:pPr>
+        <w:ind w:left="2160" w:hanging="180"/>
+      </w:pPr>
+    </w:lvl>
+    <w:lvl w:ilvl="3" w:tplc="0409000F" w:tentative="1">
+      <w:start w:val="1"/>
+      <w:numFmt w:val="decimal"/>
+      <w:lvlText w:val="%4."/>
+      <w:lvlJc w:val="left"/>
+      <w:pPr>
+        <w:ind w:left="2880" w:hanging="360"/>
+      </w:pPr>
+    </w:lvl>
+    <w:lvl w:ilvl="4" w:tplc="04090019" w:tentative="1">
+      <w:start w:val="1"/>
+      <w:numFmt w:val="lowerLetter"/>
+      <w:lvlText w:val="%5."/>
+      <w:lvlJc w:val="left"/>
+      <w:pPr>
+        <w:ind w:left="3600" w:hanging="360"/>
+      </w:pPr>
+    </w:lvl>
+    <w:lvl w:ilvl="5" w:tplc="0409001B" w:tentative="1">
+      <w:start w:val="1"/>
+      <w:numFmt w:val="lowerRoman"/>
+      <w:lvlText w:val="%6."/>
+      <w:lvlJc w:val="right"/>
+      <w:pPr>
+        <w:ind w:left="4320" w:hanging="180"/>
+      </w:pPr>
+    </w:lvl>
+    <w:lvl w:ilvl="6" w:tplc="0409000F" w:tentative="1">
+      <w:start w:val="1"/>
+      <w:numFmt w:val="decimal"/>
+      <w:lvlText w:val="%7."/>
+      <w:lvlJc w:val="left"/>
+      <w:pPr>
+        <w:ind w:left="5040" w:hanging="360"/>
+      </w:pPr>
+    </w:lvl>
+    <w:lvl w:ilvl="7" w:tplc="04090019" w:tentative="1">
+      <w:start w:val="1"/>
+      <w:numFmt w:val="lowerLetter"/>
+      <w:lvlText w:val="%8."/>
+      <w:lvlJc w:val="left"/>
+      <w:pPr>
+        <w:ind w:left="5760" w:hanging="360"/>
+      </w:pPr>
+    </w:lvl>
+    <w:lvl w:ilvl="8" w:tplc="0409001B" w:tentative="1">
+      <w:start w:val="1"/>
+      <w:numFmt w:val="lowerRoman"/>
+      <w:lvlText w:val="%9."/>
+      <w:lvlJc w:val="right"/>
+      <w:pPr>
+        <w:ind w:left="6480" w:hanging="180"/>
+      </w:pPr>
+    </w:lvl>
+  </w:abstractNum>
+  <w:abstractNum w:abstractNumId="1">
+    <w:nsid w:val="63CC5396"/>
+    <w:multiLevelType w:val="hybridMultilevel"/>
+    <w:tmpl w:val="15A0F424"/>
+    <w:lvl w:ilvl="0" w:tplc="04090019">
+      <w:start w:val="1"/>
+      <w:numFmt w:val="lowerLetter"/>
+      <w:lvlText w:val="%1."/>
+      <w:lvlJc w:val="left"/>
+      <w:pPr>
+        <w:ind w:left="720" w:hanging="360"/>
+      </w:pPr>
+      <w:rPr>
+        <w:rFonts w:hint="default"/>
+      </w:rPr>
+    </w:lvl>
+    <w:lvl w:ilvl="1" w:tplc="04090019" w:tentative="1">
+      <w:start w:val="1"/>
+      <w:numFmt w:val="lowerLetter"/>
+      <w:lvlText w:val="%2."/>
+      <w:lvlJc w:val="left"/>
+      <w:pPr>
+        <w:ind w:left="1440" w:hanging="360"/>
+      </w:pPr>
+    </w:lvl>
+    <w:lvl w:ilvl="2" w:tplc="0409001B" w:tentative="1">
+      <w:start w:val="1"/>
+      <w:numFmt w:val="lowerRoman"/>
+      <w:lvlText w:val="%3."/>
+      <w:lvlJc w:val="right"/>
+      <w:pPr>
+        <w:ind w:left="2160" w:hanging="180"/>
+      </w:pPr>
+    </w:lvl>
+    <w:lvl w:ilvl="3" w:tplc="0409000F" w:tentative="1">
+      <w:start w:val="1"/>
+      <w:numFmt w:val="decimal"/>
+      <w:lvlText w:val="%4."/>
+      <w:lvlJc w:val="left"/>
+      <w:pPr>
+        <w:ind w:left="2880" w:hanging="360"/>
+      </w:pPr>
+    </w:lvl>
+    <w:lvl w:ilvl="4" w:tplc="04090019" w:tentative="1">
+      <w:start w:val="1"/>
+      <w:numFmt w:val="lowerLetter"/>
+      <w:lvlText w:val="%5."/>
+      <w:lvlJc w:val="left"/>
+      <w:pPr>
+        <w:ind w:left="3600" w:hanging="360"/>
+      </w:pPr>
+    </w:lvl>
+    <w:lvl w:ilvl="5" w:tplc="0409001B" w:tentative="1">
+      <w:start w:val="1"/>
+      <w:numFmt w:val="lowerRoman"/>
+      <w:lvlText w:val="%6."/>
+      <w:lvlJc w:val="right"/>
+      <w:pPr>
+        <w:ind w:left="4320" w:hanging="180"/>
+      </w:pPr>
+    </w:lvl>
+    <w:lvl w:ilvl="6" w:tplc="0409000F" w:tentative="1">
+      <w:start w:val="1"/>
+      <w:numFmt w:val="decimal"/>
+      <w:lvlText w:val="%7."/>
+      <w:lvlJc w:val="left"/>
+      <w:pPr>
+        <w:ind w:left="5040" w:hanging="360"/>
+      </w:pPr>
+    </w:lvl>
+    <w:lvl w:ilvl="7" w:tplc="04090019" w:tentative="1">
+      <w:start w:val="1"/>
+      <w:numFmt w:val="lowerLetter"/>
+      <w:lvlText w:val="%8."/>
+      <w:lvlJc w:val="left"/>
+      <w:pPr>
+        <w:ind w:left="5760" w:hanging="360"/>
+      </w:pPr>
+    </w:lvl>
+    <w:lvl w:ilvl="8" w:tplc="0409001B" w:tentative="1">
+      <w:start w:val="1"/>
+      <w:numFmt w:val="lowerRoman"/>
+      <w:lvlText w:val="%9."/>
+      <w:lvlJc w:val="right"/>
+      <w:pPr>
+        <w:ind w:left="6480" w:hanging="180"/>
+      </w:pPr>
+    </w:lvl>
+  </w:abstractNum>
+  <w:num w:numId="1">
+    <w:abstractNumId w:val="0"/>
+  </w:num>
+  <w:num w:numId="2">
+    <w:abstractNumId w:val="1"/>
+  </w:num>
+</w:numbering>
 </file>
 
 <file path=word/styles.xml><?xml version="1.0" encoding="utf-8"?>
@@ -442,6 +728,17 @@
     <w:semiHidden/>
     <w:unhideWhenUsed/>
   </w:style>
+  <w:style w:type="paragraph" w:styleId="ListParagraph">
+    <w:name w:val="List Paragraph"/>
+    <w:basedOn w:val="Normal"/>
+    <w:uiPriority w:val="34"/>
+    <w:qFormat/>
+    <w:rsid w:val="000C73F5"/>
+    <w:pPr>
+      <w:ind w:left="720"/>
+      <w:contextualSpacing/>
+    </w:pPr>
+  </w:style>
 </w:styles>
 </file>
 

--- a/Tuan05/22640121_NguyenTrungQuyen_MinhChung.docx
+++ b/Tuan05/22640121_NguyenTrungQuyen_MinhChung.docx
@@ -1,6 +1,6 @@
 
 <file path=word/document.xml><?xml version="1.0" encoding="utf-8"?>
-<w:document xmlns:wpc="http://schemas.microsoft.com/office/word/2010/wordprocessingCanvas" xmlns:mc="http://schemas.openxmlformats.org/markup-compatibility/2006" xmlns:o="urn:schemas-microsoft-com:office:office" xmlns:r="http://schemas.openxmlformats.org/officeDocument/2006/relationships" xmlns:m="http://schemas.openxmlformats.org/officeDocument/2006/math" xmlns:v="urn:schemas-microsoft-com:vml" xmlns:wp14="http://schemas.microsoft.com/office/word/2010/wordprocessingDrawing" xmlns:wp="http://schemas.openxmlformats.org/drawingml/2006/wordprocessingDrawing" xmlns:w10="urn:schemas-microsoft-com:office:word" xmlns:w="http://schemas.openxmlformats.org/wordprocessingml/2006/main" xmlns:w14="http://schemas.microsoft.com/office/word/2010/wordml" xmlns:w15="http://schemas.microsoft.com/office/word/2012/wordml" xmlns:wpg="http://schemas.microsoft.com/office/word/2010/wordprocessingGroup" xmlns:wpi="http://schemas.microsoft.com/office/word/2010/wordprocessingInk" xmlns:wne="http://schemas.microsoft.com/office/word/2006/wordml" xmlns:wps="http://schemas.microsoft.com/office/word/2010/wordprocessingShape" mc:Ignorable="w14 w15 wp14">
+<w:document xmlns:wpc="http://schemas.microsoft.com/office/word/2010/wordprocessingCanvas" xmlns:cx="http://schemas.microsoft.com/office/drawing/2014/chartex" xmlns:cx1="http://schemas.microsoft.com/office/drawing/2015/9/8/chartex" xmlns:cx2="http://schemas.microsoft.com/office/drawing/2015/10/21/chartex" xmlns:cx3="http://schemas.microsoft.com/office/drawing/2016/5/9/chartex" xmlns:cx4="http://schemas.microsoft.com/office/drawing/2016/5/10/chartex" xmlns:cx5="http://schemas.microsoft.com/office/drawing/2016/5/11/chartex" xmlns:cx6="http://schemas.microsoft.com/office/drawing/2016/5/12/chartex" xmlns:cx7="http://schemas.microsoft.com/office/drawing/2016/5/13/chartex" xmlns:cx8="http://schemas.microsoft.com/office/drawing/2016/5/14/chartex" xmlns:mc="http://schemas.openxmlformats.org/markup-compatibility/2006" xmlns:aink="http://schemas.microsoft.com/office/drawing/2016/ink" xmlns:am3d="http://schemas.microsoft.com/office/drawing/2017/model3d" xmlns:o="urn:schemas-microsoft-com:office:office" xmlns:r="http://schemas.openxmlformats.org/officeDocument/2006/relationships" xmlns:m="http://schemas.openxmlformats.org/officeDocument/2006/math" xmlns:v="urn:schemas-microsoft-com:vml" xmlns:wp14="http://schemas.microsoft.com/office/word/2010/wordprocessingDrawing" xmlns:wp="http://schemas.openxmlformats.org/drawingml/2006/wordprocessingDrawing" xmlns:w10="urn:schemas-microsoft-com:office:word" xmlns:w="http://schemas.openxmlformats.org/wordprocessingml/2006/main" xmlns:w14="http://schemas.microsoft.com/office/word/2010/wordml" xmlns:w15="http://schemas.microsoft.com/office/word/2012/wordml" xmlns:w16cex="http://schemas.microsoft.com/office/word/2018/wordml/cex" xmlns:w16cid="http://schemas.microsoft.com/office/word/2016/wordml/cid" xmlns:w16="http://schemas.microsoft.com/office/word/2018/wordml" xmlns:w16sdtdh="http://schemas.microsoft.com/office/word/2020/wordml/sdtdatahash" xmlns:w16se="http://schemas.microsoft.com/office/word/2015/wordml/symex" xmlns:wpg="http://schemas.microsoft.com/office/word/2010/wordprocessingGroup" xmlns:wpi="http://schemas.microsoft.com/office/word/2010/wordprocessingInk" xmlns:wne="http://schemas.microsoft.com/office/word/2006/wordml" xmlns:wps="http://schemas.microsoft.com/office/word/2010/wordprocessingShape" mc:Ignorable="w14 w15 w16se w16cid w16 w16cex w16sdtdh wp14">
   <w:body>
     <w:p>
       <w:r>
@@ -17,7 +17,7 @@
     </w:p>
     <w:p>
       <w:pPr>
-        <w:pStyle w:val="ListParagraph"/>
+        <w:pStyle w:val="oancuaDanhsach"/>
         <w:numPr>
           <w:ilvl w:val="0"/>
           <w:numId w:val="2"/>
@@ -29,8 +29,11 @@
     </w:p>
     <w:p>
       <w:r>
+        <w:rPr>
+          <w:noProof/>
+        </w:rPr>
         <w:drawing>
-          <wp:inline distT="0" distB="0" distL="0" distR="0" wp14:anchorId="564C3119" wp14:editId="5DF58367">
+          <wp:inline distT="0" distB="0" distL="0" distR="0" wp14:anchorId="109C34AA" wp14:editId="539D16ED">
             <wp:extent cx="5943600" cy="3343275"/>
             <wp:effectExtent l="0" t="0" r="0" b="9525"/>
             <wp:docPr id="1" name="Picture 1"/>
@@ -68,8 +71,11 @@
     </w:p>
     <w:p>
       <w:r>
+        <w:rPr>
+          <w:noProof/>
+        </w:rPr>
         <w:drawing>
-          <wp:inline distT="0" distB="0" distL="0" distR="0" wp14:anchorId="51320E32" wp14:editId="6A3AB55F">
+          <wp:inline distT="0" distB="0" distL="0" distR="0" wp14:anchorId="4C8572A4" wp14:editId="368BD0AD">
             <wp:extent cx="5943600" cy="3321050"/>
             <wp:effectExtent l="0" t="0" r="0" b="0"/>
             <wp:docPr id="2" name="Picture 2"/>
@@ -104,9 +110,59 @@
           </wp:inline>
         </w:drawing>
       </w:r>
-      <w:bookmarkStart w:id="0" w:name="_GoBack"/>
-      <w:bookmarkEnd w:id="0"/>
     </w:p>
+    <w:p/>
+    <w:p>
+      <w:r>
+        <w:t>Bai2:</w:t>
+      </w:r>
+    </w:p>
+    <w:p>
+      <w:r>
+        <w:lastRenderedPageBreak/>
+        <w:drawing>
+          <wp:inline distT="0" distB="0" distL="0" distR="0" wp14:anchorId="354ED34E" wp14:editId="2F0182C1">
+            <wp:extent cx="5943600" cy="3338830"/>
+            <wp:effectExtent l="0" t="0" r="0" b="0"/>
+            <wp:docPr id="3" name="Hình ảnh 3"/>
+            <wp:cNvGraphicFramePr>
+              <a:graphicFrameLocks xmlns:a="http://schemas.openxmlformats.org/drawingml/2006/main" noChangeAspect="1"/>
+            </wp:cNvGraphicFramePr>
+            <a:graphic xmlns:a="http://schemas.openxmlformats.org/drawingml/2006/main">
+              <a:graphicData uri="http://schemas.openxmlformats.org/drawingml/2006/picture">
+                <pic:pic xmlns:pic="http://schemas.openxmlformats.org/drawingml/2006/picture">
+                  <pic:nvPicPr>
+                    <pic:cNvPr id="1" name=""/>
+                    <pic:cNvPicPr/>
+                  </pic:nvPicPr>
+                  <pic:blipFill>
+                    <a:blip r:embed="rId7"/>
+                    <a:stretch>
+                      <a:fillRect/>
+                    </a:stretch>
+                  </pic:blipFill>
+                  <pic:spPr>
+                    <a:xfrm>
+                      <a:off x="0" y="0"/>
+                      <a:ext cx="5943600" cy="3338830"/>
+                    </a:xfrm>
+                    <a:prstGeom prst="rect">
+                      <a:avLst/>
+                    </a:prstGeom>
+                  </pic:spPr>
+                </pic:pic>
+              </a:graphicData>
+            </a:graphic>
+          </wp:inline>
+        </w:drawing>
+      </w:r>
+    </w:p>
+    <w:p>
+      <w:r>
+        <w:t>Bai3:</w:t>
+      </w:r>
+    </w:p>
+    <w:p/>
     <w:p/>
     <w:sectPr>
       <w:pgSz w:w="12240" w:h="15840"/>
@@ -119,8 +175,8 @@
 </file>
 
 <file path=word/numbering.xml><?xml version="1.0" encoding="utf-8"?>
-<w:numbering xmlns:wpc="http://schemas.microsoft.com/office/word/2010/wordprocessingCanvas" xmlns:mc="http://schemas.openxmlformats.org/markup-compatibility/2006" xmlns:o="urn:schemas-microsoft-com:office:office" xmlns:r="http://schemas.openxmlformats.org/officeDocument/2006/relationships" xmlns:m="http://schemas.openxmlformats.org/officeDocument/2006/math" xmlns:v="urn:schemas-microsoft-com:vml" xmlns:wp14="http://schemas.microsoft.com/office/word/2010/wordprocessingDrawing" xmlns:wp="http://schemas.openxmlformats.org/drawingml/2006/wordprocessingDrawing" xmlns:w10="urn:schemas-microsoft-com:office:word" xmlns:w="http://schemas.openxmlformats.org/wordprocessingml/2006/main" xmlns:w14="http://schemas.microsoft.com/office/word/2010/wordml" xmlns:w15="http://schemas.microsoft.com/office/word/2012/wordml" xmlns:wpg="http://schemas.microsoft.com/office/word/2010/wordprocessingGroup" xmlns:wpi="http://schemas.microsoft.com/office/word/2010/wordprocessingInk" xmlns:wne="http://schemas.microsoft.com/office/word/2006/wordml" xmlns:wps="http://schemas.microsoft.com/office/word/2010/wordprocessingShape" mc:Ignorable="w14 w15 wp14">
-  <w:abstractNum w:abstractNumId="0">
+<w:numbering xmlns:wpc="http://schemas.microsoft.com/office/word/2010/wordprocessingCanvas" xmlns:cx="http://schemas.microsoft.com/office/drawing/2014/chartex" xmlns:cx1="http://schemas.microsoft.com/office/drawing/2015/9/8/chartex" xmlns:cx2="http://schemas.microsoft.com/office/drawing/2015/10/21/chartex" xmlns:cx3="http://schemas.microsoft.com/office/drawing/2016/5/9/chartex" xmlns:cx4="http://schemas.microsoft.com/office/drawing/2016/5/10/chartex" xmlns:cx5="http://schemas.microsoft.com/office/drawing/2016/5/11/chartex" xmlns:cx6="http://schemas.microsoft.com/office/drawing/2016/5/12/chartex" xmlns:cx7="http://schemas.microsoft.com/office/drawing/2016/5/13/chartex" xmlns:cx8="http://schemas.microsoft.com/office/drawing/2016/5/14/chartex" xmlns:mc="http://schemas.openxmlformats.org/markup-compatibility/2006" xmlns:aink="http://schemas.microsoft.com/office/drawing/2016/ink" xmlns:am3d="http://schemas.microsoft.com/office/drawing/2017/model3d" xmlns:o="urn:schemas-microsoft-com:office:office" xmlns:r="http://schemas.openxmlformats.org/officeDocument/2006/relationships" xmlns:m="http://schemas.openxmlformats.org/officeDocument/2006/math" xmlns:v="urn:schemas-microsoft-com:vml" xmlns:wp14="http://schemas.microsoft.com/office/word/2010/wordprocessingDrawing" xmlns:wp="http://schemas.openxmlformats.org/drawingml/2006/wordprocessingDrawing" xmlns:w10="urn:schemas-microsoft-com:office:word" xmlns:w="http://schemas.openxmlformats.org/wordprocessingml/2006/main" xmlns:w14="http://schemas.microsoft.com/office/word/2010/wordml" xmlns:w15="http://schemas.microsoft.com/office/word/2012/wordml" xmlns:w16cex="http://schemas.microsoft.com/office/word/2018/wordml/cex" xmlns:w16cid="http://schemas.microsoft.com/office/word/2016/wordml/cid" xmlns:w16="http://schemas.microsoft.com/office/word/2018/wordml" xmlns:w16sdtdh="http://schemas.microsoft.com/office/word/2020/wordml/sdtdatahash" xmlns:w16se="http://schemas.microsoft.com/office/word/2015/wordml/symex" xmlns:wpg="http://schemas.microsoft.com/office/word/2010/wordprocessingGroup" xmlns:wpi="http://schemas.microsoft.com/office/word/2010/wordprocessingInk" xmlns:wne="http://schemas.microsoft.com/office/word/2006/wordml" xmlns:wps="http://schemas.microsoft.com/office/word/2010/wordprocessingShape" mc:Ignorable="w14 w15 w16se w16cid w16 w16cex w16sdtdh wp14">
+  <w:abstractNum w:abstractNumId="0" w15:restartNumberingAfterBreak="0">
     <w:nsid w:val="22026355"/>
     <w:multiLevelType w:val="hybridMultilevel"/>
     <w:tmpl w:val="5C1C2870"/>
@@ -209,7 +265,7 @@
       </w:pPr>
     </w:lvl>
   </w:abstractNum>
-  <w:abstractNum w:abstractNumId="1">
+  <w:abstractNum w:abstractNumId="1" w15:restartNumberingAfterBreak="0">
     <w:nsid w:val="63CC5396"/>
     <w:multiLevelType w:val="hybridMultilevel"/>
     <w:tmpl w:val="15A0F424"/>
@@ -308,7 +364,7 @@
 </file>
 
 <file path=word/styles.xml><?xml version="1.0" encoding="utf-8"?>
-<w:styles xmlns:mc="http://schemas.openxmlformats.org/markup-compatibility/2006" xmlns:r="http://schemas.openxmlformats.org/officeDocument/2006/relationships" xmlns:w="http://schemas.openxmlformats.org/wordprocessingml/2006/main" xmlns:w14="http://schemas.microsoft.com/office/word/2010/wordml" xmlns:w15="http://schemas.microsoft.com/office/word/2012/wordml" mc:Ignorable="w14 w15">
+<w:styles xmlns:mc="http://schemas.openxmlformats.org/markup-compatibility/2006" xmlns:r="http://schemas.openxmlformats.org/officeDocument/2006/relationships" xmlns:w="http://schemas.openxmlformats.org/wordprocessingml/2006/main" xmlns:w14="http://schemas.microsoft.com/office/word/2010/wordml" xmlns:w15="http://schemas.microsoft.com/office/word/2012/wordml" xmlns:w16cex="http://schemas.microsoft.com/office/word/2018/wordml/cex" xmlns:w16cid="http://schemas.microsoft.com/office/word/2016/wordml/cid" xmlns:w16="http://schemas.microsoft.com/office/word/2018/wordml" xmlns:w16sdtdh="http://schemas.microsoft.com/office/word/2020/wordml/sdtdatahash" xmlns:w16se="http://schemas.microsoft.com/office/word/2015/wordml/symex" mc:Ignorable="w14 w15 w16se w16cid w16 w16cex w16sdtdh">
   <w:docDefaults>
     <w:rPrDefault>
       <w:rPr>
@@ -324,7 +380,7 @@
       </w:pPr>
     </w:pPrDefault>
   </w:docDefaults>
-  <w:latentStyles w:defLockedState="0" w:defUIPriority="99" w:defSemiHidden="0" w:defUnhideWhenUsed="0" w:defQFormat="0" w:count="371">
+  <w:latentStyles w:defLockedState="0" w:defUIPriority="99" w:defSemiHidden="0" w:defUnhideWhenUsed="0" w:defQFormat="0" w:count="376">
     <w:lsdException w:name="Normal" w:uiPriority="0" w:qFormat="1"/>
     <w:lsdException w:name="heading 1" w:uiPriority="9" w:qFormat="1"/>
     <w:lsdException w:name="heading 2" w:semiHidden="1" w:uiPriority="9" w:unhideWhenUsed="1" w:qFormat="1"/>
@@ -430,7 +486,6 @@
     <w:lsdException w:name="HTML Sample" w:semiHidden="1" w:unhideWhenUsed="1"/>
     <w:lsdException w:name="HTML Typewriter" w:semiHidden="1" w:unhideWhenUsed="1"/>
     <w:lsdException w:name="HTML Variable" w:semiHidden="1" w:unhideWhenUsed="1"/>
-    <w:lsdException w:name="Normal Table" w:semiHidden="1" w:unhideWhenUsed="1"/>
     <w:lsdException w:name="annotation subject" w:semiHidden="1" w:unhideWhenUsed="1"/>
     <w:lsdException w:name="No List" w:semiHidden="1" w:unhideWhenUsed="1"/>
     <w:lsdException w:name="Outline List 1" w:semiHidden="1" w:unhideWhenUsed="1"/>
@@ -473,11 +528,8 @@
     <w:lsdException w:name="Table Contemporary" w:semiHidden="1" w:unhideWhenUsed="1"/>
     <w:lsdException w:name="Table Elegant" w:semiHidden="1" w:unhideWhenUsed="1"/>
     <w:lsdException w:name="Table Professional" w:semiHidden="1" w:unhideWhenUsed="1"/>
-    <w:lsdException w:name="Table Subtle 1" w:semiHidden="1" w:unhideWhenUsed="1"/>
     <w:lsdException w:name="Table Subtle 2" w:semiHidden="1" w:unhideWhenUsed="1"/>
     <w:lsdException w:name="Table Web 1" w:semiHidden="1" w:unhideWhenUsed="1"/>
-    <w:lsdException w:name="Table Web 2" w:semiHidden="1" w:unhideWhenUsed="1"/>
-    <w:lsdException w:name="Table Web 3" w:semiHidden="1" w:unhideWhenUsed="1"/>
     <w:lsdException w:name="Balloon Text" w:semiHidden="1" w:unhideWhenUsed="1"/>
     <w:lsdException w:name="Table Grid" w:uiPriority="39"/>
     <w:lsdException w:name="Table Theme" w:semiHidden="1" w:unhideWhenUsed="1"/>
@@ -696,18 +748,23 @@
     <w:lsdException w:name="List Table 5 Dark Accent 6" w:uiPriority="50"/>
     <w:lsdException w:name="List Table 6 Colorful Accent 6" w:uiPriority="51"/>
     <w:lsdException w:name="List Table 7 Colorful Accent 6" w:uiPriority="52"/>
+    <w:lsdException w:name="Mention" w:semiHidden="1" w:unhideWhenUsed="1"/>
+    <w:lsdException w:name="Smart Hyperlink" w:semiHidden="1" w:unhideWhenUsed="1"/>
+    <w:lsdException w:name="Hashtag" w:semiHidden="1" w:unhideWhenUsed="1"/>
+    <w:lsdException w:name="Unresolved Mention" w:semiHidden="1" w:unhideWhenUsed="1"/>
+    <w:lsdException w:name="Smart Link" w:semiHidden="1" w:unhideWhenUsed="1"/>
   </w:latentStyles>
-  <w:style w:type="paragraph" w:default="1" w:styleId="Normal">
+  <w:style w:type="paragraph" w:default="1" w:styleId="Binhthng">
     <w:name w:val="Normal"/>
     <w:qFormat/>
   </w:style>
-  <w:style w:type="character" w:default="1" w:styleId="DefaultParagraphFont">
+  <w:style w:type="character" w:default="1" w:styleId="Phngmcinhcuaoanvn">
     <w:name w:val="Default Paragraph Font"/>
     <w:uiPriority w:val="1"/>
     <w:semiHidden/>
     <w:unhideWhenUsed/>
   </w:style>
-  <w:style w:type="table" w:default="1" w:styleId="TableNormal">
+  <w:style w:type="table" w:default="1" w:styleId="BangThngthng">
     <w:name w:val="Normal Table"/>
     <w:uiPriority w:val="99"/>
     <w:semiHidden/>
@@ -722,15 +779,15 @@
       </w:tblCellMar>
     </w:tblPr>
   </w:style>
-  <w:style w:type="numbering" w:default="1" w:styleId="NoList">
+  <w:style w:type="numbering" w:default="1" w:styleId="Khngco">
     <w:name w:val="No List"/>
     <w:uiPriority w:val="99"/>
     <w:semiHidden/>
     <w:unhideWhenUsed/>
   </w:style>
-  <w:style w:type="paragraph" w:styleId="ListParagraph">
+  <w:style w:type="paragraph" w:styleId="oancuaDanhsach">
     <w:name w:val="List Paragraph"/>
-    <w:basedOn w:val="Normal"/>
+    <w:basedOn w:val="Binhthng"/>
     <w:uiPriority w:val="34"/>
     <w:qFormat/>
     <w:rsid w:val="000C73F5"/>

--- a/Tuan05/22640121_NguyenTrungQuyen_MinhChung.docx
+++ b/Tuan05/22640121_NguyenTrungQuyen_MinhChung.docx
@@ -160,6 +160,90 @@
     <w:p>
       <w:r>
         <w:t>Bai3:</w:t>
+      </w:r>
+    </w:p>
+    <w:p>
+      <w:r>
+        <w:drawing>
+          <wp:inline distT="0" distB="0" distL="0" distR="0" wp14:anchorId="29CE74E2" wp14:editId="066EF144">
+            <wp:extent cx="5943600" cy="3343275"/>
+            <wp:effectExtent l="0" t="0" r="0" b="9525"/>
+            <wp:docPr id="4" name="Hình ảnh 4"/>
+            <wp:cNvGraphicFramePr>
+              <a:graphicFrameLocks xmlns:a="http://schemas.openxmlformats.org/drawingml/2006/main" noChangeAspect="1"/>
+            </wp:cNvGraphicFramePr>
+            <a:graphic xmlns:a="http://schemas.openxmlformats.org/drawingml/2006/main">
+              <a:graphicData uri="http://schemas.openxmlformats.org/drawingml/2006/picture">
+                <pic:pic xmlns:pic="http://schemas.openxmlformats.org/drawingml/2006/picture">
+                  <pic:nvPicPr>
+                    <pic:cNvPr id="1" name=""/>
+                    <pic:cNvPicPr/>
+                  </pic:nvPicPr>
+                  <pic:blipFill>
+                    <a:blip r:embed="rId8"/>
+                    <a:stretch>
+                      <a:fillRect/>
+                    </a:stretch>
+                  </pic:blipFill>
+                  <pic:spPr>
+                    <a:xfrm>
+                      <a:off x="0" y="0"/>
+                      <a:ext cx="5943600" cy="3343275"/>
+                    </a:xfrm>
+                    <a:prstGeom prst="rect">
+                      <a:avLst/>
+                    </a:prstGeom>
+                  </pic:spPr>
+                </pic:pic>
+              </a:graphicData>
+            </a:graphic>
+          </wp:inline>
+        </w:drawing>
+      </w:r>
+    </w:p>
+    <w:p>
+      <w:r>
+        <w:lastRenderedPageBreak/>
+        <w:drawing>
+          <wp:inline distT="0" distB="0" distL="0" distR="0" wp14:anchorId="1F4F01D5" wp14:editId="4231CB23">
+            <wp:extent cx="5943600" cy="3342005"/>
+            <wp:effectExtent l="0" t="0" r="0" b="0"/>
+            <wp:docPr id="5" name="Hình ảnh 5"/>
+            <wp:cNvGraphicFramePr>
+              <a:graphicFrameLocks xmlns:a="http://schemas.openxmlformats.org/drawingml/2006/main" noChangeAspect="1"/>
+            </wp:cNvGraphicFramePr>
+            <a:graphic xmlns:a="http://schemas.openxmlformats.org/drawingml/2006/main">
+              <a:graphicData uri="http://schemas.openxmlformats.org/drawingml/2006/picture">
+                <pic:pic xmlns:pic="http://schemas.openxmlformats.org/drawingml/2006/picture">
+                  <pic:nvPicPr>
+                    <pic:cNvPr id="1" name=""/>
+                    <pic:cNvPicPr/>
+                  </pic:nvPicPr>
+                  <pic:blipFill>
+                    <a:blip r:embed="rId9"/>
+                    <a:stretch>
+                      <a:fillRect/>
+                    </a:stretch>
+                  </pic:blipFill>
+                  <pic:spPr>
+                    <a:xfrm>
+                      <a:off x="0" y="0"/>
+                      <a:ext cx="5943600" cy="3342005"/>
+                    </a:xfrm>
+                    <a:prstGeom prst="rect">
+                      <a:avLst/>
+                    </a:prstGeom>
+                  </pic:spPr>
+                </pic:pic>
+              </a:graphicData>
+            </a:graphic>
+          </wp:inline>
+        </w:drawing>
+      </w:r>
+    </w:p>
+    <w:p>
+      <w:r>
+        <w:t>Bai4:</w:t>
       </w:r>
     </w:p>
     <w:p/>

--- a/Tuan05/22640121_NguyenTrungQuyen_MinhChung.docx
+++ b/Tuan05/22640121_NguyenTrungQuyen_MinhChung.docx
@@ -244,6 +244,50 @@
     <w:p>
       <w:r>
         <w:t>Bai4:</w:t>
+      </w:r>
+    </w:p>
+    <w:p>
+      <w:r>
+        <w:drawing>
+          <wp:inline distT="0" distB="0" distL="0" distR="0" wp14:anchorId="6C08F3AD" wp14:editId="4A17B46E">
+            <wp:extent cx="5943600" cy="3332480"/>
+            <wp:effectExtent l="0" t="0" r="0" b="1270"/>
+            <wp:docPr id="6" name="Hình ảnh 6"/>
+            <wp:cNvGraphicFramePr>
+              <a:graphicFrameLocks xmlns:a="http://schemas.openxmlformats.org/drawingml/2006/main" noChangeAspect="1"/>
+            </wp:cNvGraphicFramePr>
+            <a:graphic xmlns:a="http://schemas.openxmlformats.org/drawingml/2006/main">
+              <a:graphicData uri="http://schemas.openxmlformats.org/drawingml/2006/picture">
+                <pic:pic xmlns:pic="http://schemas.openxmlformats.org/drawingml/2006/picture">
+                  <pic:nvPicPr>
+                    <pic:cNvPr id="1" name=""/>
+                    <pic:cNvPicPr/>
+                  </pic:nvPicPr>
+                  <pic:blipFill>
+                    <a:blip r:embed="rId10"/>
+                    <a:stretch>
+                      <a:fillRect/>
+                    </a:stretch>
+                  </pic:blipFill>
+                  <pic:spPr>
+                    <a:xfrm>
+                      <a:off x="0" y="0"/>
+                      <a:ext cx="5943600" cy="3332480"/>
+                    </a:xfrm>
+                    <a:prstGeom prst="rect">
+                      <a:avLst/>
+                    </a:prstGeom>
+                  </pic:spPr>
+                </pic:pic>
+              </a:graphicData>
+            </a:graphic>
+          </wp:inline>
+        </w:drawing>
+      </w:r>
+    </w:p>
+    <w:p>
+      <w:r>
+        <w:t>Bai5:</w:t>
       </w:r>
     </w:p>
     <w:p/>

--- a/Tuan05/22640121_NguyenTrungQuyen_MinhChung.docx
+++ b/Tuan05/22640121_NguyenTrungQuyen_MinhChung.docx
@@ -290,7 +290,46 @@
         <w:t>Bai5:</w:t>
       </w:r>
     </w:p>
-    <w:p/>
+    <w:p>
+      <w:r>
+        <w:lastRenderedPageBreak/>
+        <w:drawing>
+          <wp:inline distT="0" distB="0" distL="0" distR="0" wp14:anchorId="277AC10F" wp14:editId="342A92F0">
+            <wp:extent cx="5943600" cy="3337560"/>
+            <wp:effectExtent l="0" t="0" r="0" b="0"/>
+            <wp:docPr id="7" name="Hình ảnh 7"/>
+            <wp:cNvGraphicFramePr>
+              <a:graphicFrameLocks xmlns:a="http://schemas.openxmlformats.org/drawingml/2006/main" noChangeAspect="1"/>
+            </wp:cNvGraphicFramePr>
+            <a:graphic xmlns:a="http://schemas.openxmlformats.org/drawingml/2006/main">
+              <a:graphicData uri="http://schemas.openxmlformats.org/drawingml/2006/picture">
+                <pic:pic xmlns:pic="http://schemas.openxmlformats.org/drawingml/2006/picture">
+                  <pic:nvPicPr>
+                    <pic:cNvPr id="1" name=""/>
+                    <pic:cNvPicPr/>
+                  </pic:nvPicPr>
+                  <pic:blipFill>
+                    <a:blip r:embed="rId11"/>
+                    <a:stretch>
+                      <a:fillRect/>
+                    </a:stretch>
+                  </pic:blipFill>
+                  <pic:spPr>
+                    <a:xfrm>
+                      <a:off x="0" y="0"/>
+                      <a:ext cx="5943600" cy="3337560"/>
+                    </a:xfrm>
+                    <a:prstGeom prst="rect">
+                      <a:avLst/>
+                    </a:prstGeom>
+                  </pic:spPr>
+                </pic:pic>
+              </a:graphicData>
+            </a:graphic>
+          </wp:inline>
+        </w:drawing>
+      </w:r>
+    </w:p>
     <w:p/>
     <w:sectPr>
       <w:pgSz w:w="12240" w:h="15840"/>

--- a/Tuan05/22640121_NguyenTrungQuyen_MinhChung.docx
+++ b/Tuan05/22640121_NguyenTrungQuyen_MinhChung.docx
@@ -330,6 +330,56 @@
         </w:drawing>
       </w:r>
     </w:p>
+    <w:p>
+      <w:r>
+        <w:t>Bai6:</w:t>
+      </w:r>
+    </w:p>
+    <w:p>
+      <w:r>
+        <w:drawing>
+          <wp:inline distT="0" distB="0" distL="0" distR="0" wp14:anchorId="7DFED053" wp14:editId="069ACE1F">
+            <wp:extent cx="5943600" cy="3336290"/>
+            <wp:effectExtent l="0" t="0" r="0" b="0"/>
+            <wp:docPr id="8" name="Hình ảnh 8"/>
+            <wp:cNvGraphicFramePr>
+              <a:graphicFrameLocks xmlns:a="http://schemas.openxmlformats.org/drawingml/2006/main" noChangeAspect="1"/>
+            </wp:cNvGraphicFramePr>
+            <a:graphic xmlns:a="http://schemas.openxmlformats.org/drawingml/2006/main">
+              <a:graphicData uri="http://schemas.openxmlformats.org/drawingml/2006/picture">
+                <pic:pic xmlns:pic="http://schemas.openxmlformats.org/drawingml/2006/picture">
+                  <pic:nvPicPr>
+                    <pic:cNvPr id="1" name=""/>
+                    <pic:cNvPicPr/>
+                  </pic:nvPicPr>
+                  <pic:blipFill>
+                    <a:blip r:embed="rId12"/>
+                    <a:stretch>
+                      <a:fillRect/>
+                    </a:stretch>
+                  </pic:blipFill>
+                  <pic:spPr>
+                    <a:xfrm>
+                      <a:off x="0" y="0"/>
+                      <a:ext cx="5943600" cy="3336290"/>
+                    </a:xfrm>
+                    <a:prstGeom prst="rect">
+                      <a:avLst/>
+                    </a:prstGeom>
+                  </pic:spPr>
+                </pic:pic>
+              </a:graphicData>
+            </a:graphic>
+          </wp:inline>
+        </w:drawing>
+      </w:r>
+    </w:p>
+    <w:p>
+      <w:r>
+        <w:t>Bai7:</w:t>
+      </w:r>
+    </w:p>
+    <w:p/>
     <w:p/>
     <w:sectPr>
       <w:pgSz w:w="12240" w:h="15840"/>

--- a/Tuan05/22640121_NguyenTrungQuyen_MinhChung.docx
+++ b/Tuan05/22640121_NguyenTrungQuyen_MinhChung.docx
@@ -377,6 +377,51 @@
     <w:p>
       <w:r>
         <w:t>Bai7:</w:t>
+      </w:r>
+    </w:p>
+    <w:p>
+      <w:r>
+        <w:lastRenderedPageBreak/>
+        <w:drawing>
+          <wp:inline distT="0" distB="0" distL="0" distR="0" wp14:anchorId="087391AF" wp14:editId="6033EECB">
+            <wp:extent cx="5943600" cy="3323590"/>
+            <wp:effectExtent l="0" t="0" r="0" b="0"/>
+            <wp:docPr id="9" name="Hình ảnh 9"/>
+            <wp:cNvGraphicFramePr>
+              <a:graphicFrameLocks xmlns:a="http://schemas.openxmlformats.org/drawingml/2006/main" noChangeAspect="1"/>
+            </wp:cNvGraphicFramePr>
+            <a:graphic xmlns:a="http://schemas.openxmlformats.org/drawingml/2006/main">
+              <a:graphicData uri="http://schemas.openxmlformats.org/drawingml/2006/picture">
+                <pic:pic xmlns:pic="http://schemas.openxmlformats.org/drawingml/2006/picture">
+                  <pic:nvPicPr>
+                    <pic:cNvPr id="1" name=""/>
+                    <pic:cNvPicPr/>
+                  </pic:nvPicPr>
+                  <pic:blipFill>
+                    <a:blip r:embed="rId13"/>
+                    <a:stretch>
+                      <a:fillRect/>
+                    </a:stretch>
+                  </pic:blipFill>
+                  <pic:spPr>
+                    <a:xfrm>
+                      <a:off x="0" y="0"/>
+                      <a:ext cx="5943600" cy="3323590"/>
+                    </a:xfrm>
+                    <a:prstGeom prst="rect">
+                      <a:avLst/>
+                    </a:prstGeom>
+                  </pic:spPr>
+                </pic:pic>
+              </a:graphicData>
+            </a:graphic>
+          </wp:inline>
+        </w:drawing>
+      </w:r>
+    </w:p>
+    <w:p>
+      <w:r>
+        <w:t>Bai8:</w:t>
       </w:r>
     </w:p>
     <w:p/>

--- a/Tuan05/22640121_NguyenTrungQuyen_MinhChung.docx
+++ b/Tuan05/22640121_NguyenTrungQuyen_MinhChung.docx
@@ -422,6 +422,50 @@
     <w:p>
       <w:r>
         <w:t>Bai8:</w:t>
+      </w:r>
+    </w:p>
+    <w:p>
+      <w:r>
+        <w:drawing>
+          <wp:inline distT="0" distB="0" distL="0" distR="0" wp14:anchorId="23B506E2" wp14:editId="7E83C9A3">
+            <wp:extent cx="5943600" cy="3334385"/>
+            <wp:effectExtent l="0" t="0" r="0" b="0"/>
+            <wp:docPr id="10" name="Hình ảnh 10"/>
+            <wp:cNvGraphicFramePr>
+              <a:graphicFrameLocks xmlns:a="http://schemas.openxmlformats.org/drawingml/2006/main" noChangeAspect="1"/>
+            </wp:cNvGraphicFramePr>
+            <a:graphic xmlns:a="http://schemas.openxmlformats.org/drawingml/2006/main">
+              <a:graphicData uri="http://schemas.openxmlformats.org/drawingml/2006/picture">
+                <pic:pic xmlns:pic="http://schemas.openxmlformats.org/drawingml/2006/picture">
+                  <pic:nvPicPr>
+                    <pic:cNvPr id="1" name=""/>
+                    <pic:cNvPicPr/>
+                  </pic:nvPicPr>
+                  <pic:blipFill>
+                    <a:blip r:embed="rId14"/>
+                    <a:stretch>
+                      <a:fillRect/>
+                    </a:stretch>
+                  </pic:blipFill>
+                  <pic:spPr>
+                    <a:xfrm>
+                      <a:off x="0" y="0"/>
+                      <a:ext cx="5943600" cy="3334385"/>
+                    </a:xfrm>
+                    <a:prstGeom prst="rect">
+                      <a:avLst/>
+                    </a:prstGeom>
+                  </pic:spPr>
+                </pic:pic>
+              </a:graphicData>
+            </a:graphic>
+          </wp:inline>
+        </w:drawing>
+      </w:r>
+    </w:p>
+    <w:p>
+      <w:r>
+        <w:t>Bai9:</w:t>
       </w:r>
     </w:p>
     <w:p/>

--- a/Tuan05/22640121_NguyenTrungQuyen_MinhChung.docx
+++ b/Tuan05/22640121_NguyenTrungQuyen_MinhChung.docx
@@ -2,18 +2,782 @@
 <file path=word/document.xml><?xml version="1.0" encoding="utf-8"?>
 <w:document xmlns:wpc="http://schemas.microsoft.com/office/word/2010/wordprocessingCanvas" xmlns:cx="http://schemas.microsoft.com/office/drawing/2014/chartex" xmlns:cx1="http://schemas.microsoft.com/office/drawing/2015/9/8/chartex" xmlns:cx2="http://schemas.microsoft.com/office/drawing/2015/10/21/chartex" xmlns:cx3="http://schemas.microsoft.com/office/drawing/2016/5/9/chartex" xmlns:cx4="http://schemas.microsoft.com/office/drawing/2016/5/10/chartex" xmlns:cx5="http://schemas.microsoft.com/office/drawing/2016/5/11/chartex" xmlns:cx6="http://schemas.microsoft.com/office/drawing/2016/5/12/chartex" xmlns:cx7="http://schemas.microsoft.com/office/drawing/2016/5/13/chartex" xmlns:cx8="http://schemas.microsoft.com/office/drawing/2016/5/14/chartex" xmlns:mc="http://schemas.openxmlformats.org/markup-compatibility/2006" xmlns:aink="http://schemas.microsoft.com/office/drawing/2016/ink" xmlns:am3d="http://schemas.microsoft.com/office/drawing/2017/model3d" xmlns:o="urn:schemas-microsoft-com:office:office" xmlns:r="http://schemas.openxmlformats.org/officeDocument/2006/relationships" xmlns:m="http://schemas.openxmlformats.org/officeDocument/2006/math" xmlns:v="urn:schemas-microsoft-com:vml" xmlns:wp14="http://schemas.microsoft.com/office/word/2010/wordprocessingDrawing" xmlns:wp="http://schemas.openxmlformats.org/drawingml/2006/wordprocessingDrawing" xmlns:w10="urn:schemas-microsoft-com:office:word" xmlns:w="http://schemas.openxmlformats.org/wordprocessingml/2006/main" xmlns:w14="http://schemas.microsoft.com/office/word/2010/wordml" xmlns:w15="http://schemas.microsoft.com/office/word/2012/wordml" xmlns:w16cex="http://schemas.microsoft.com/office/word/2018/wordml/cex" xmlns:w16cid="http://schemas.microsoft.com/office/word/2016/wordml/cid" xmlns:w16="http://schemas.microsoft.com/office/word/2018/wordml" xmlns:w16sdtdh="http://schemas.microsoft.com/office/word/2020/wordml/sdtdatahash" xmlns:w16se="http://schemas.microsoft.com/office/word/2015/wordml/symex" xmlns:wpg="http://schemas.microsoft.com/office/word/2010/wordprocessingGroup" xmlns:wpi="http://schemas.microsoft.com/office/word/2010/wordprocessingInk" xmlns:wne="http://schemas.microsoft.com/office/word/2006/wordml" xmlns:wps="http://schemas.microsoft.com/office/word/2010/wordprocessingShape" mc:Ignorable="w14 w15 w16se w16cid w16 w16cex w16sdtdh wp14">
   <w:body>
-    <w:p>
+    <w:sdt>
+      <w:sdtPr>
+        <w:id w:val="-218746764"/>
+        <w:docPartObj>
+          <w:docPartGallery w:val="Table of Contents"/>
+          <w:docPartUnique/>
+        </w:docPartObj>
+      </w:sdtPr>
+      <w:sdtEndPr>
+        <w:rPr>
+          <w:rFonts w:asciiTheme="minorHAnsi" w:eastAsiaTheme="minorHAnsi" w:hAnsiTheme="minorHAnsi" w:cstheme="minorBidi"/>
+          <w:b/>
+          <w:bCs/>
+          <w:noProof/>
+          <w:color w:val="auto"/>
+          <w:sz w:val="22"/>
+          <w:szCs w:val="22"/>
+        </w:rPr>
+      </w:sdtEndPr>
+      <w:sdtContent>
+        <w:p>
+          <w:pPr>
+            <w:pStyle w:val="uMucluc"/>
+          </w:pPr>
+          <w:r>
+            <w:t>Tuan5</w:t>
+          </w:r>
+        </w:p>
+        <w:p>
+          <w:pPr>
+            <w:pStyle w:val="Mucluc1"/>
+            <w:tabs>
+              <w:tab w:val="right" w:leader="dot" w:pos="9350"/>
+            </w:tabs>
+            <w:rPr>
+              <w:rFonts w:eastAsiaTheme="minorEastAsia"/>
+              <w:noProof/>
+              <w:lang w:eastAsia="ja-JP"/>
+            </w:rPr>
+          </w:pPr>
+          <w:r>
+            <w:fldChar w:fldCharType="begin"/>
+          </w:r>
+          <w:r>
+            <w:instrText xml:space="preserve"> TOC \o "1-3" \h \z \u </w:instrText>
+          </w:r>
+          <w:r>
+            <w:fldChar w:fldCharType="separate"/>
+          </w:r>
+          <w:hyperlink w:anchor="_Toc226229526" w:history="1">
+            <w:r>
+              <w:rPr>
+                <w:rStyle w:val="Siuktni"/>
+                <w:noProof/>
+              </w:rPr>
+              <w:t>Phan 2:</w:t>
+            </w:r>
+            <w:r>
+              <w:rPr>
+                <w:noProof/>
+                <w:webHidden/>
+              </w:rPr>
+              <w:tab/>
+            </w:r>
+            <w:r>
+              <w:rPr>
+                <w:noProof/>
+                <w:webHidden/>
+              </w:rPr>
+              <w:fldChar w:fldCharType="begin"/>
+            </w:r>
+            <w:r>
+              <w:rPr>
+                <w:noProof/>
+                <w:webHidden/>
+              </w:rPr>
+              <w:instrText xml:space="preserve"> PAGEREF _Toc226229526 \h </w:instrText>
+            </w:r>
+            <w:r>
+              <w:rPr>
+                <w:noProof/>
+                <w:webHidden/>
+              </w:rPr>
+            </w:r>
+            <w:r>
+              <w:rPr>
+                <w:noProof/>
+                <w:webHidden/>
+              </w:rPr>
+              <w:fldChar w:fldCharType="separate"/>
+            </w:r>
+            <w:r>
+              <w:rPr>
+                <w:noProof/>
+                <w:webHidden/>
+              </w:rPr>
+              <w:t>1</w:t>
+            </w:r>
+            <w:r>
+              <w:rPr>
+                <w:noProof/>
+                <w:webHidden/>
+              </w:rPr>
+              <w:fldChar w:fldCharType="end"/>
+            </w:r>
+          </w:hyperlink>
+        </w:p>
+        <w:p>
+          <w:pPr>
+            <w:pStyle w:val="Mucluc2"/>
+            <w:tabs>
+              <w:tab w:val="right" w:leader="dot" w:pos="9350"/>
+            </w:tabs>
+            <w:rPr>
+              <w:rFonts w:eastAsiaTheme="minorEastAsia"/>
+              <w:noProof/>
+              <w:lang w:eastAsia="ja-JP"/>
+            </w:rPr>
+          </w:pPr>
+          <w:hyperlink w:anchor="_Toc226229527" w:history="1">
+            <w:r>
+              <w:rPr>
+                <w:rStyle w:val="Siuktni"/>
+                <w:noProof/>
+              </w:rPr>
+              <w:t>Bai 1:</w:t>
+            </w:r>
+            <w:r>
+              <w:rPr>
+                <w:noProof/>
+                <w:webHidden/>
+              </w:rPr>
+              <w:tab/>
+            </w:r>
+            <w:r>
+              <w:rPr>
+                <w:noProof/>
+                <w:webHidden/>
+              </w:rPr>
+              <w:fldChar w:fldCharType="begin"/>
+            </w:r>
+            <w:r>
+              <w:rPr>
+                <w:noProof/>
+                <w:webHidden/>
+              </w:rPr>
+              <w:instrText xml:space="preserve"> PAGEREF _Toc226229527 \h </w:instrText>
+            </w:r>
+            <w:r>
+              <w:rPr>
+                <w:noProof/>
+                <w:webHidden/>
+              </w:rPr>
+            </w:r>
+            <w:r>
+              <w:rPr>
+                <w:noProof/>
+                <w:webHidden/>
+              </w:rPr>
+              <w:fldChar w:fldCharType="separate"/>
+            </w:r>
+            <w:r>
+              <w:rPr>
+                <w:noProof/>
+                <w:webHidden/>
+              </w:rPr>
+              <w:t>1</w:t>
+            </w:r>
+            <w:r>
+              <w:rPr>
+                <w:noProof/>
+                <w:webHidden/>
+              </w:rPr>
+              <w:fldChar w:fldCharType="end"/>
+            </w:r>
+          </w:hyperlink>
+        </w:p>
+        <w:p>
+          <w:pPr>
+            <w:pStyle w:val="Mucluc2"/>
+            <w:tabs>
+              <w:tab w:val="right" w:leader="dot" w:pos="9350"/>
+            </w:tabs>
+            <w:rPr>
+              <w:rFonts w:eastAsiaTheme="minorEastAsia"/>
+              <w:noProof/>
+              <w:lang w:eastAsia="ja-JP"/>
+            </w:rPr>
+          </w:pPr>
+          <w:hyperlink w:anchor="_Toc226229528" w:history="1">
+            <w:r>
+              <w:rPr>
+                <w:rStyle w:val="Siuktni"/>
+                <w:noProof/>
+              </w:rPr>
+              <w:t>Bai2:</w:t>
+            </w:r>
+            <w:r>
+              <w:rPr>
+                <w:noProof/>
+                <w:webHidden/>
+              </w:rPr>
+              <w:tab/>
+            </w:r>
+            <w:r>
+              <w:rPr>
+                <w:noProof/>
+                <w:webHidden/>
+              </w:rPr>
+              <w:fldChar w:fldCharType="begin"/>
+            </w:r>
+            <w:r>
+              <w:rPr>
+                <w:noProof/>
+                <w:webHidden/>
+              </w:rPr>
+              <w:instrText xml:space="preserve"> PAGEREF _Toc226229528 \h </w:instrText>
+            </w:r>
+            <w:r>
+              <w:rPr>
+                <w:noProof/>
+                <w:webHidden/>
+              </w:rPr>
+            </w:r>
+            <w:r>
+              <w:rPr>
+                <w:noProof/>
+                <w:webHidden/>
+              </w:rPr>
+              <w:fldChar w:fldCharType="separate"/>
+            </w:r>
+            <w:r>
+              <w:rPr>
+                <w:noProof/>
+                <w:webHidden/>
+              </w:rPr>
+              <w:t>2</w:t>
+            </w:r>
+            <w:r>
+              <w:rPr>
+                <w:noProof/>
+                <w:webHidden/>
+              </w:rPr>
+              <w:fldChar w:fldCharType="end"/>
+            </w:r>
+          </w:hyperlink>
+        </w:p>
+        <w:p>
+          <w:pPr>
+            <w:pStyle w:val="Mucluc2"/>
+            <w:tabs>
+              <w:tab w:val="right" w:leader="dot" w:pos="9350"/>
+            </w:tabs>
+            <w:rPr>
+              <w:rFonts w:eastAsiaTheme="minorEastAsia"/>
+              <w:noProof/>
+              <w:lang w:eastAsia="ja-JP"/>
+            </w:rPr>
+          </w:pPr>
+          <w:hyperlink w:anchor="_Toc226229529" w:history="1">
+            <w:r>
+              <w:rPr>
+                <w:rStyle w:val="Siuktni"/>
+                <w:noProof/>
+              </w:rPr>
+              <w:t>Bai3:</w:t>
+            </w:r>
+            <w:r>
+              <w:rPr>
+                <w:noProof/>
+                <w:webHidden/>
+              </w:rPr>
+              <w:tab/>
+            </w:r>
+            <w:r>
+              <w:rPr>
+                <w:noProof/>
+                <w:webHidden/>
+              </w:rPr>
+              <w:fldChar w:fldCharType="begin"/>
+            </w:r>
+            <w:r>
+              <w:rPr>
+                <w:noProof/>
+                <w:webHidden/>
+              </w:rPr>
+              <w:instrText xml:space="preserve"> PAGEREF _Toc226229529 \h </w:instrText>
+            </w:r>
+            <w:r>
+              <w:rPr>
+                <w:noProof/>
+                <w:webHidden/>
+              </w:rPr>
+            </w:r>
+            <w:r>
+              <w:rPr>
+                <w:noProof/>
+                <w:webHidden/>
+              </w:rPr>
+              <w:fldChar w:fldCharType="separate"/>
+            </w:r>
+            <w:r>
+              <w:rPr>
+                <w:noProof/>
+                <w:webHidden/>
+              </w:rPr>
+              <w:t>2</w:t>
+            </w:r>
+            <w:r>
+              <w:rPr>
+                <w:noProof/>
+                <w:webHidden/>
+              </w:rPr>
+              <w:fldChar w:fldCharType="end"/>
+            </w:r>
+          </w:hyperlink>
+        </w:p>
+        <w:p>
+          <w:pPr>
+            <w:pStyle w:val="Mucluc2"/>
+            <w:tabs>
+              <w:tab w:val="right" w:leader="dot" w:pos="9350"/>
+            </w:tabs>
+            <w:rPr>
+              <w:rFonts w:eastAsiaTheme="minorEastAsia"/>
+              <w:noProof/>
+              <w:lang w:eastAsia="ja-JP"/>
+            </w:rPr>
+          </w:pPr>
+          <w:hyperlink w:anchor="_Toc226229530" w:history="1">
+            <w:r>
+              <w:rPr>
+                <w:rStyle w:val="Siuktni"/>
+                <w:noProof/>
+              </w:rPr>
+              <w:t>Bai4:</w:t>
+            </w:r>
+            <w:r>
+              <w:rPr>
+                <w:noProof/>
+                <w:webHidden/>
+              </w:rPr>
+              <w:tab/>
+            </w:r>
+            <w:r>
+              <w:rPr>
+                <w:noProof/>
+                <w:webHidden/>
+              </w:rPr>
+              <w:fldChar w:fldCharType="begin"/>
+            </w:r>
+            <w:r>
+              <w:rPr>
+                <w:noProof/>
+                <w:webHidden/>
+              </w:rPr>
+              <w:instrText xml:space="preserve"> PAGEREF _Toc226229530 \h </w:instrText>
+            </w:r>
+            <w:r>
+              <w:rPr>
+                <w:noProof/>
+                <w:webHidden/>
+              </w:rPr>
+            </w:r>
+            <w:r>
+              <w:rPr>
+                <w:noProof/>
+                <w:webHidden/>
+              </w:rPr>
+              <w:fldChar w:fldCharType="separate"/>
+            </w:r>
+            <w:r>
+              <w:rPr>
+                <w:noProof/>
+                <w:webHidden/>
+              </w:rPr>
+              <w:t>3</w:t>
+            </w:r>
+            <w:r>
+              <w:rPr>
+                <w:noProof/>
+                <w:webHidden/>
+              </w:rPr>
+              <w:fldChar w:fldCharType="end"/>
+            </w:r>
+          </w:hyperlink>
+        </w:p>
+        <w:p>
+          <w:pPr>
+            <w:pStyle w:val="Mucluc2"/>
+            <w:tabs>
+              <w:tab w:val="right" w:leader="dot" w:pos="9350"/>
+            </w:tabs>
+            <w:rPr>
+              <w:rFonts w:eastAsiaTheme="minorEastAsia"/>
+              <w:noProof/>
+              <w:lang w:eastAsia="ja-JP"/>
+            </w:rPr>
+          </w:pPr>
+          <w:hyperlink w:anchor="_Toc226229531" w:history="1">
+            <w:r>
+              <w:rPr>
+                <w:rStyle w:val="Siuktni"/>
+                <w:noProof/>
+              </w:rPr>
+              <w:t>Bai5:</w:t>
+            </w:r>
+            <w:r>
+              <w:rPr>
+                <w:noProof/>
+                <w:webHidden/>
+              </w:rPr>
+              <w:tab/>
+            </w:r>
+            <w:r>
+              <w:rPr>
+                <w:noProof/>
+                <w:webHidden/>
+              </w:rPr>
+              <w:fldChar w:fldCharType="begin"/>
+            </w:r>
+            <w:r>
+              <w:rPr>
+                <w:noProof/>
+                <w:webHidden/>
+              </w:rPr>
+              <w:instrText xml:space="preserve"> PAGEREF _Toc226229531 \h </w:instrText>
+            </w:r>
+            <w:r>
+              <w:rPr>
+                <w:noProof/>
+                <w:webHidden/>
+              </w:rPr>
+            </w:r>
+            <w:r>
+              <w:rPr>
+                <w:noProof/>
+                <w:webHidden/>
+              </w:rPr>
+              <w:fldChar w:fldCharType="separate"/>
+            </w:r>
+            <w:r>
+              <w:rPr>
+                <w:noProof/>
+                <w:webHidden/>
+              </w:rPr>
+              <w:t>4</w:t>
+            </w:r>
+            <w:r>
+              <w:rPr>
+                <w:noProof/>
+                <w:webHidden/>
+              </w:rPr>
+              <w:fldChar w:fldCharType="end"/>
+            </w:r>
+          </w:hyperlink>
+        </w:p>
+        <w:p>
+          <w:pPr>
+            <w:pStyle w:val="Mucluc2"/>
+            <w:tabs>
+              <w:tab w:val="right" w:leader="dot" w:pos="9350"/>
+            </w:tabs>
+            <w:rPr>
+              <w:rFonts w:eastAsiaTheme="minorEastAsia"/>
+              <w:noProof/>
+              <w:lang w:eastAsia="ja-JP"/>
+            </w:rPr>
+          </w:pPr>
+          <w:hyperlink w:anchor="_Toc226229532" w:history="1">
+            <w:r>
+              <w:rPr>
+                <w:rStyle w:val="Siuktni"/>
+                <w:noProof/>
+              </w:rPr>
+              <w:t>Bai6:</w:t>
+            </w:r>
+            <w:r>
+              <w:rPr>
+                <w:noProof/>
+                <w:webHidden/>
+              </w:rPr>
+              <w:tab/>
+            </w:r>
+            <w:r>
+              <w:rPr>
+                <w:noProof/>
+                <w:webHidden/>
+              </w:rPr>
+              <w:fldChar w:fldCharType="begin"/>
+            </w:r>
+            <w:r>
+              <w:rPr>
+                <w:noProof/>
+                <w:webHidden/>
+              </w:rPr>
+              <w:instrText xml:space="preserve"> PAGEREF _Toc226229532 \h </w:instrText>
+            </w:r>
+            <w:r>
+              <w:rPr>
+                <w:noProof/>
+                <w:webHidden/>
+              </w:rPr>
+            </w:r>
+            <w:r>
+              <w:rPr>
+                <w:noProof/>
+                <w:webHidden/>
+              </w:rPr>
+              <w:fldChar w:fldCharType="separate"/>
+            </w:r>
+            <w:r>
+              <w:rPr>
+                <w:noProof/>
+                <w:webHidden/>
+              </w:rPr>
+              <w:t>4</w:t>
+            </w:r>
+            <w:r>
+              <w:rPr>
+                <w:noProof/>
+                <w:webHidden/>
+              </w:rPr>
+              <w:fldChar w:fldCharType="end"/>
+            </w:r>
+          </w:hyperlink>
+        </w:p>
+        <w:p>
+          <w:pPr>
+            <w:pStyle w:val="Mucluc2"/>
+            <w:tabs>
+              <w:tab w:val="right" w:leader="dot" w:pos="9350"/>
+            </w:tabs>
+            <w:rPr>
+              <w:rFonts w:eastAsiaTheme="minorEastAsia"/>
+              <w:noProof/>
+              <w:lang w:eastAsia="ja-JP"/>
+            </w:rPr>
+          </w:pPr>
+          <w:hyperlink w:anchor="_Toc226229533" w:history="1">
+            <w:r>
+              <w:rPr>
+                <w:rStyle w:val="Siuktni"/>
+                <w:noProof/>
+              </w:rPr>
+              <w:t>Bai7:</w:t>
+            </w:r>
+            <w:r>
+              <w:rPr>
+                <w:noProof/>
+                <w:webHidden/>
+              </w:rPr>
+              <w:tab/>
+            </w:r>
+            <w:r>
+              <w:rPr>
+                <w:noProof/>
+                <w:webHidden/>
+              </w:rPr>
+              <w:fldChar w:fldCharType="begin"/>
+            </w:r>
+            <w:r>
+              <w:rPr>
+                <w:noProof/>
+                <w:webHidden/>
+              </w:rPr>
+              <w:instrText xml:space="preserve"> PAGEREF _Toc226229533 \h </w:instrText>
+            </w:r>
+            <w:r>
+              <w:rPr>
+                <w:noProof/>
+                <w:webHidden/>
+              </w:rPr>
+            </w:r>
+            <w:r>
+              <w:rPr>
+                <w:noProof/>
+                <w:webHidden/>
+              </w:rPr>
+              <w:fldChar w:fldCharType="separate"/>
+            </w:r>
+            <w:r>
+              <w:rPr>
+                <w:noProof/>
+                <w:webHidden/>
+              </w:rPr>
+              <w:t>5</w:t>
+            </w:r>
+            <w:r>
+              <w:rPr>
+                <w:noProof/>
+                <w:webHidden/>
+              </w:rPr>
+              <w:fldChar w:fldCharType="end"/>
+            </w:r>
+          </w:hyperlink>
+        </w:p>
+        <w:p>
+          <w:pPr>
+            <w:pStyle w:val="Mucluc2"/>
+            <w:tabs>
+              <w:tab w:val="right" w:leader="dot" w:pos="9350"/>
+            </w:tabs>
+            <w:rPr>
+              <w:rFonts w:eastAsiaTheme="minorEastAsia"/>
+              <w:noProof/>
+              <w:lang w:eastAsia="ja-JP"/>
+            </w:rPr>
+          </w:pPr>
+          <w:hyperlink w:anchor="_Toc226229534" w:history="1">
+            <w:r>
+              <w:rPr>
+                <w:rStyle w:val="Siuktni"/>
+                <w:noProof/>
+              </w:rPr>
+              <w:t>Bai8:</w:t>
+            </w:r>
+            <w:r>
+              <w:rPr>
+                <w:noProof/>
+                <w:webHidden/>
+              </w:rPr>
+              <w:tab/>
+            </w:r>
+            <w:r>
+              <w:rPr>
+                <w:noProof/>
+                <w:webHidden/>
+              </w:rPr>
+              <w:fldChar w:fldCharType="begin"/>
+            </w:r>
+            <w:r>
+              <w:rPr>
+                <w:noProof/>
+                <w:webHidden/>
+              </w:rPr>
+              <w:instrText xml:space="preserve"> PAGEREF _Toc226229534 \h </w:instrText>
+            </w:r>
+            <w:r>
+              <w:rPr>
+                <w:noProof/>
+                <w:webHidden/>
+              </w:rPr>
+            </w:r>
+            <w:r>
+              <w:rPr>
+                <w:noProof/>
+                <w:webHidden/>
+              </w:rPr>
+              <w:fldChar w:fldCharType="separate"/>
+            </w:r>
+            <w:r>
+              <w:rPr>
+                <w:noProof/>
+                <w:webHidden/>
+              </w:rPr>
+              <w:t>5</w:t>
+            </w:r>
+            <w:r>
+              <w:rPr>
+                <w:noProof/>
+                <w:webHidden/>
+              </w:rPr>
+              <w:fldChar w:fldCharType="end"/>
+            </w:r>
+          </w:hyperlink>
+        </w:p>
+        <w:p>
+          <w:pPr>
+            <w:pStyle w:val="Mucluc2"/>
+            <w:tabs>
+              <w:tab w:val="right" w:leader="dot" w:pos="9350"/>
+            </w:tabs>
+            <w:rPr>
+              <w:rFonts w:eastAsiaTheme="minorEastAsia"/>
+              <w:noProof/>
+              <w:lang w:eastAsia="ja-JP"/>
+            </w:rPr>
+          </w:pPr>
+          <w:hyperlink w:anchor="_Toc226229535" w:history="1">
+            <w:r>
+              <w:rPr>
+                <w:rStyle w:val="Siuktni"/>
+                <w:noProof/>
+              </w:rPr>
+              <w:t>Bai9:</w:t>
+            </w:r>
+            <w:r>
+              <w:rPr>
+                <w:noProof/>
+                <w:webHidden/>
+              </w:rPr>
+              <w:tab/>
+            </w:r>
+            <w:r>
+              <w:rPr>
+                <w:noProof/>
+                <w:webHidden/>
+              </w:rPr>
+              <w:fldChar w:fldCharType="begin"/>
+            </w:r>
+            <w:r>
+              <w:rPr>
+                <w:noProof/>
+                <w:webHidden/>
+              </w:rPr>
+              <w:instrText xml:space="preserve"> PAGEREF _Toc226229535 \h </w:instrText>
+            </w:r>
+            <w:r>
+              <w:rPr>
+                <w:noProof/>
+                <w:webHidden/>
+              </w:rPr>
+            </w:r>
+            <w:r>
+              <w:rPr>
+                <w:noProof/>
+                <w:webHidden/>
+              </w:rPr>
+              <w:fldChar w:fldCharType="separate"/>
+            </w:r>
+            <w:r>
+              <w:rPr>
+                <w:noProof/>
+                <w:webHidden/>
+              </w:rPr>
+              <w:t>5</w:t>
+            </w:r>
+            <w:r>
+              <w:rPr>
+                <w:noProof/>
+                <w:webHidden/>
+              </w:rPr>
+              <w:fldChar w:fldCharType="end"/>
+            </w:r>
+          </w:hyperlink>
+        </w:p>
+        <w:p>
+          <w:r>
+            <w:rPr>
+              <w:b/>
+              <w:bCs/>
+              <w:noProof/>
+            </w:rPr>
+            <w:fldChar w:fldCharType="end"/>
+          </w:r>
+        </w:p>
+      </w:sdtContent>
+    </w:sdt>
+    <w:p>
+      <w:pPr>
+        <w:pStyle w:val="u1"/>
+      </w:pPr>
+    </w:p>
+    <w:p>
+      <w:pPr>
+        <w:pStyle w:val="u1"/>
+      </w:pPr>
+      <w:bookmarkStart w:id="0" w:name="_Toc226229526"/>
       <w:r>
         <w:t>Phan 2</w:t>
       </w:r>
       <w:r>
         <w:t>:</w:t>
       </w:r>
-    </w:p>
-    <w:p>
+      <w:bookmarkEnd w:id="0"/>
+    </w:p>
+    <w:p>
+      <w:pPr>
+        <w:pStyle w:val="u2"/>
+      </w:pPr>
+      <w:bookmarkStart w:id="1" w:name="_Toc226229527"/>
       <w:r>
         <w:t>Bai 1:</w:t>
       </w:r>
+      <w:bookmarkEnd w:id="1"/>
     </w:p>
     <w:p>
       <w:pPr>
@@ -48,7 +812,7 @@
                     <pic:cNvPicPr/>
                   </pic:nvPicPr>
                   <pic:blipFill>
-                    <a:blip r:embed="rId5"/>
+                    <a:blip r:embed="rId6"/>
                     <a:stretch>
                       <a:fillRect/>
                     </a:stretch>
@@ -74,57 +838,12 @@
         <w:rPr>
           <w:noProof/>
         </w:rPr>
+        <w:lastRenderedPageBreak/>
         <w:drawing>
           <wp:inline distT="0" distB="0" distL="0" distR="0" wp14:anchorId="4C8572A4" wp14:editId="368BD0AD">
             <wp:extent cx="5943600" cy="3321050"/>
             <wp:effectExtent l="0" t="0" r="0" b="0"/>
             <wp:docPr id="2" name="Picture 2"/>
-            <wp:cNvGraphicFramePr>
-              <a:graphicFrameLocks xmlns:a="http://schemas.openxmlformats.org/drawingml/2006/main" noChangeAspect="1"/>
-            </wp:cNvGraphicFramePr>
-            <a:graphic xmlns:a="http://schemas.openxmlformats.org/drawingml/2006/main">
-              <a:graphicData uri="http://schemas.openxmlformats.org/drawingml/2006/picture">
-                <pic:pic xmlns:pic="http://schemas.openxmlformats.org/drawingml/2006/picture">
-                  <pic:nvPicPr>
-                    <pic:cNvPr id="1" name=""/>
-                    <pic:cNvPicPr/>
-                  </pic:nvPicPr>
-                  <pic:blipFill>
-                    <a:blip r:embed="rId6"/>
-                    <a:stretch>
-                      <a:fillRect/>
-                    </a:stretch>
-                  </pic:blipFill>
-                  <pic:spPr>
-                    <a:xfrm>
-                      <a:off x="0" y="0"/>
-                      <a:ext cx="5943600" cy="3321050"/>
-                    </a:xfrm>
-                    <a:prstGeom prst="rect">
-                      <a:avLst/>
-                    </a:prstGeom>
-                  </pic:spPr>
-                </pic:pic>
-              </a:graphicData>
-            </a:graphic>
-          </wp:inline>
-        </w:drawing>
-      </w:r>
-    </w:p>
-    <w:p/>
-    <w:p>
-      <w:r>
-        <w:t>Bai2:</w:t>
-      </w:r>
-    </w:p>
-    <w:p>
-      <w:r>
-        <w:lastRenderedPageBreak/>
-        <w:drawing>
-          <wp:inline distT="0" distB="0" distL="0" distR="0" wp14:anchorId="354ED34E" wp14:editId="2F0182C1">
-            <wp:extent cx="5943600" cy="3338830"/>
-            <wp:effectExtent l="0" t="0" r="0" b="0"/>
-            <wp:docPr id="3" name="Hình ảnh 3"/>
             <wp:cNvGraphicFramePr>
               <a:graphicFrameLocks xmlns:a="http://schemas.openxmlformats.org/drawingml/2006/main" noChangeAspect="1"/>
             </wp:cNvGraphicFramePr>
@@ -144,7 +863,7 @@
                   <pic:spPr>
                     <a:xfrm>
                       <a:off x="0" y="0"/>
-                      <a:ext cx="5943600" cy="3338830"/>
+                      <a:ext cx="5943600" cy="3321050"/>
                     </a:xfrm>
                     <a:prstGeom prst="rect">
                       <a:avLst/>
@@ -157,18 +876,24 @@
         </w:drawing>
       </w:r>
     </w:p>
-    <w:p>
-      <w:r>
-        <w:t>Bai3:</w:t>
-      </w:r>
+    <w:p/>
+    <w:p>
+      <w:pPr>
+        <w:pStyle w:val="u2"/>
+      </w:pPr>
+      <w:bookmarkStart w:id="2" w:name="_Toc226229528"/>
+      <w:r>
+        <w:t>Bai2:</w:t>
+      </w:r>
+      <w:bookmarkEnd w:id="2"/>
     </w:p>
     <w:p>
       <w:r>
         <w:drawing>
-          <wp:inline distT="0" distB="0" distL="0" distR="0" wp14:anchorId="29CE74E2" wp14:editId="066EF144">
-            <wp:extent cx="5943600" cy="3343275"/>
-            <wp:effectExtent l="0" t="0" r="0" b="9525"/>
-            <wp:docPr id="4" name="Hình ảnh 4"/>
+          <wp:inline distT="0" distB="0" distL="0" distR="0" wp14:anchorId="354ED34E" wp14:editId="2F0182C1">
+            <wp:extent cx="5943600" cy="3338830"/>
+            <wp:effectExtent l="0" t="0" r="0" b="0"/>
+            <wp:docPr id="3" name="Hình ảnh 3"/>
             <wp:cNvGraphicFramePr>
               <a:graphicFrameLocks xmlns:a="http://schemas.openxmlformats.org/drawingml/2006/main" noChangeAspect="1"/>
             </wp:cNvGraphicFramePr>
@@ -188,7 +913,7 @@
                   <pic:spPr>
                     <a:xfrm>
                       <a:off x="0" y="0"/>
-                      <a:ext cx="5943600" cy="3343275"/>
+                      <a:ext cx="5943600" cy="3338830"/>
                     </a:xfrm>
                     <a:prstGeom prst="rect">
                       <a:avLst/>
@@ -202,13 +927,23 @@
       </w:r>
     </w:p>
     <w:p>
+      <w:pPr>
+        <w:pStyle w:val="u2"/>
+      </w:pPr>
+      <w:bookmarkStart w:id="3" w:name="_Toc226229529"/>
       <w:r>
         <w:lastRenderedPageBreak/>
+        <w:t>Bai3:</w:t>
+      </w:r>
+      <w:bookmarkEnd w:id="3"/>
+    </w:p>
+    <w:p>
+      <w:r>
         <w:drawing>
-          <wp:inline distT="0" distB="0" distL="0" distR="0" wp14:anchorId="1F4F01D5" wp14:editId="4231CB23">
-            <wp:extent cx="5943600" cy="3342005"/>
-            <wp:effectExtent l="0" t="0" r="0" b="0"/>
-            <wp:docPr id="5" name="Hình ảnh 5"/>
+          <wp:inline distT="0" distB="0" distL="0" distR="0" wp14:anchorId="29CE74E2" wp14:editId="066EF144">
+            <wp:extent cx="5943600" cy="3343275"/>
+            <wp:effectExtent l="0" t="0" r="0" b="9525"/>
+            <wp:docPr id="4" name="Hình ảnh 4"/>
             <wp:cNvGraphicFramePr>
               <a:graphicFrameLocks xmlns:a="http://schemas.openxmlformats.org/drawingml/2006/main" noChangeAspect="1"/>
             </wp:cNvGraphicFramePr>
@@ -228,7 +963,7 @@
                   <pic:spPr>
                     <a:xfrm>
                       <a:off x="0" y="0"/>
-                      <a:ext cx="5943600" cy="3342005"/>
+                      <a:ext cx="5943600" cy="3343275"/>
                     </a:xfrm>
                     <a:prstGeom prst="rect">
                       <a:avLst/>
@@ -243,16 +978,11 @@
     </w:p>
     <w:p>
       <w:r>
-        <w:t>Bai4:</w:t>
-      </w:r>
-    </w:p>
-    <w:p>
-      <w:r>
         <w:drawing>
-          <wp:inline distT="0" distB="0" distL="0" distR="0" wp14:anchorId="6C08F3AD" wp14:editId="4A17B46E">
-            <wp:extent cx="5943600" cy="3332480"/>
-            <wp:effectExtent l="0" t="0" r="0" b="1270"/>
-            <wp:docPr id="6" name="Hình ảnh 6"/>
+          <wp:inline distT="0" distB="0" distL="0" distR="0" wp14:anchorId="1F4F01D5" wp14:editId="4231CB23">
+            <wp:extent cx="5943600" cy="3342005"/>
+            <wp:effectExtent l="0" t="0" r="0" b="0"/>
+            <wp:docPr id="5" name="Hình ảnh 5"/>
             <wp:cNvGraphicFramePr>
               <a:graphicFrameLocks xmlns:a="http://schemas.openxmlformats.org/drawingml/2006/main" noChangeAspect="1"/>
             </wp:cNvGraphicFramePr>
@@ -272,7 +1002,7 @@
                   <pic:spPr>
                     <a:xfrm>
                       <a:off x="0" y="0"/>
-                      <a:ext cx="5943600" cy="3332480"/>
+                      <a:ext cx="5943600" cy="3342005"/>
                     </a:xfrm>
                     <a:prstGeom prst="rect">
                       <a:avLst/>
@@ -286,18 +1016,23 @@
       </w:r>
     </w:p>
     <w:p>
-      <w:r>
-        <w:t>Bai5:</w:t>
-      </w:r>
-    </w:p>
-    <w:p>
+      <w:pPr>
+        <w:pStyle w:val="u2"/>
+      </w:pPr>
+      <w:bookmarkStart w:id="4" w:name="_Toc226229530"/>
       <w:r>
         <w:lastRenderedPageBreak/>
+        <w:t>Bai4:</w:t>
+      </w:r>
+      <w:bookmarkEnd w:id="4"/>
+    </w:p>
+    <w:p>
+      <w:r>
         <w:drawing>
-          <wp:inline distT="0" distB="0" distL="0" distR="0" wp14:anchorId="277AC10F" wp14:editId="342A92F0">
-            <wp:extent cx="5943600" cy="3337560"/>
-            <wp:effectExtent l="0" t="0" r="0" b="0"/>
-            <wp:docPr id="7" name="Hình ảnh 7"/>
+          <wp:inline distT="0" distB="0" distL="0" distR="0" wp14:anchorId="6C08F3AD" wp14:editId="4A17B46E">
+            <wp:extent cx="5943600" cy="3332480"/>
+            <wp:effectExtent l="0" t="0" r="0" b="1270"/>
+            <wp:docPr id="6" name="Hình ảnh 6"/>
             <wp:cNvGraphicFramePr>
               <a:graphicFrameLocks xmlns:a="http://schemas.openxmlformats.org/drawingml/2006/main" noChangeAspect="1"/>
             </wp:cNvGraphicFramePr>
@@ -317,7 +1052,7 @@
                   <pic:spPr>
                     <a:xfrm>
                       <a:off x="0" y="0"/>
-                      <a:ext cx="5943600" cy="3337560"/>
+                      <a:ext cx="5943600" cy="3332480"/>
                     </a:xfrm>
                     <a:prstGeom prst="rect">
                       <a:avLst/>
@@ -331,17 +1066,22 @@
       </w:r>
     </w:p>
     <w:p>
-      <w:r>
-        <w:t>Bai6:</w:t>
-      </w:r>
+      <w:pPr>
+        <w:pStyle w:val="u2"/>
+      </w:pPr>
+      <w:bookmarkStart w:id="5" w:name="_Toc226229531"/>
+      <w:r>
+        <w:t>Bai5:</w:t>
+      </w:r>
+      <w:bookmarkEnd w:id="5"/>
     </w:p>
     <w:p>
       <w:r>
         <w:drawing>
-          <wp:inline distT="0" distB="0" distL="0" distR="0" wp14:anchorId="7DFED053" wp14:editId="069ACE1F">
-            <wp:extent cx="5943600" cy="3336290"/>
+          <wp:inline distT="0" distB="0" distL="0" distR="0" wp14:anchorId="277AC10F" wp14:editId="342A92F0">
+            <wp:extent cx="5943600" cy="3337560"/>
             <wp:effectExtent l="0" t="0" r="0" b="0"/>
-            <wp:docPr id="8" name="Hình ảnh 8"/>
+            <wp:docPr id="7" name="Hình ảnh 7"/>
             <wp:cNvGraphicFramePr>
               <a:graphicFrameLocks xmlns:a="http://schemas.openxmlformats.org/drawingml/2006/main" noChangeAspect="1"/>
             </wp:cNvGraphicFramePr>
@@ -361,7 +1101,7 @@
                   <pic:spPr>
                     <a:xfrm>
                       <a:off x="0" y="0"/>
-                      <a:ext cx="5943600" cy="3336290"/>
+                      <a:ext cx="5943600" cy="3337560"/>
                     </a:xfrm>
                     <a:prstGeom prst="rect">
                       <a:avLst/>
@@ -375,18 +1115,23 @@
       </w:r>
     </w:p>
     <w:p>
-      <w:r>
-        <w:t>Bai7:</w:t>
-      </w:r>
-    </w:p>
-    <w:p>
+      <w:pPr>
+        <w:pStyle w:val="u2"/>
+      </w:pPr>
+      <w:bookmarkStart w:id="6" w:name="_Toc226229532"/>
       <w:r>
         <w:lastRenderedPageBreak/>
+        <w:t>Bai6:</w:t>
+      </w:r>
+      <w:bookmarkEnd w:id="6"/>
+    </w:p>
+    <w:p>
+      <w:r>
         <w:drawing>
-          <wp:inline distT="0" distB="0" distL="0" distR="0" wp14:anchorId="087391AF" wp14:editId="6033EECB">
-            <wp:extent cx="5943600" cy="3323590"/>
+          <wp:inline distT="0" distB="0" distL="0" distR="0" wp14:anchorId="7DFED053" wp14:editId="069ACE1F">
+            <wp:extent cx="5943600" cy="3336290"/>
             <wp:effectExtent l="0" t="0" r="0" b="0"/>
-            <wp:docPr id="9" name="Hình ảnh 9"/>
+            <wp:docPr id="8" name="Hình ảnh 8"/>
             <wp:cNvGraphicFramePr>
               <a:graphicFrameLocks xmlns:a="http://schemas.openxmlformats.org/drawingml/2006/main" noChangeAspect="1"/>
             </wp:cNvGraphicFramePr>
@@ -406,7 +1151,7 @@
                   <pic:spPr>
                     <a:xfrm>
                       <a:off x="0" y="0"/>
-                      <a:ext cx="5943600" cy="3323590"/>
+                      <a:ext cx="5943600" cy="3336290"/>
                     </a:xfrm>
                     <a:prstGeom prst="rect">
                       <a:avLst/>
@@ -420,17 +1165,22 @@
       </w:r>
     </w:p>
     <w:p>
-      <w:r>
-        <w:t>Bai8:</w:t>
-      </w:r>
+      <w:pPr>
+        <w:pStyle w:val="u2"/>
+      </w:pPr>
+      <w:bookmarkStart w:id="7" w:name="_Toc226229533"/>
+      <w:r>
+        <w:t>Bai7:</w:t>
+      </w:r>
+      <w:bookmarkEnd w:id="7"/>
     </w:p>
     <w:p>
       <w:r>
         <w:drawing>
-          <wp:inline distT="0" distB="0" distL="0" distR="0" wp14:anchorId="23B506E2" wp14:editId="7E83C9A3">
-            <wp:extent cx="5943600" cy="3334385"/>
+          <wp:inline distT="0" distB="0" distL="0" distR="0" wp14:anchorId="087391AF" wp14:editId="6033EECB">
+            <wp:extent cx="5943600" cy="3323590"/>
             <wp:effectExtent l="0" t="0" r="0" b="0"/>
-            <wp:docPr id="10" name="Hình ảnh 10"/>
+            <wp:docPr id="9" name="Hình ảnh 9"/>
             <wp:cNvGraphicFramePr>
               <a:graphicFrameLocks xmlns:a="http://schemas.openxmlformats.org/drawingml/2006/main" noChangeAspect="1"/>
             </wp:cNvGraphicFramePr>
@@ -450,6 +1200,56 @@
                   <pic:spPr>
                     <a:xfrm>
                       <a:off x="0" y="0"/>
+                      <a:ext cx="5943600" cy="3323590"/>
+                    </a:xfrm>
+                    <a:prstGeom prst="rect">
+                      <a:avLst/>
+                    </a:prstGeom>
+                  </pic:spPr>
+                </pic:pic>
+              </a:graphicData>
+            </a:graphic>
+          </wp:inline>
+        </w:drawing>
+      </w:r>
+    </w:p>
+    <w:p>
+      <w:pPr>
+        <w:pStyle w:val="u2"/>
+      </w:pPr>
+      <w:bookmarkStart w:id="8" w:name="_Toc226229534"/>
+      <w:r>
+        <w:lastRenderedPageBreak/>
+        <w:t>Bai8:</w:t>
+      </w:r>
+      <w:bookmarkEnd w:id="8"/>
+    </w:p>
+    <w:p>
+      <w:r>
+        <w:drawing>
+          <wp:inline distT="0" distB="0" distL="0" distR="0" wp14:anchorId="23B506E2" wp14:editId="7E83C9A3">
+            <wp:extent cx="5943600" cy="3334385"/>
+            <wp:effectExtent l="0" t="0" r="0" b="0"/>
+            <wp:docPr id="10" name="Hình ảnh 10"/>
+            <wp:cNvGraphicFramePr>
+              <a:graphicFrameLocks xmlns:a="http://schemas.openxmlformats.org/drawingml/2006/main" noChangeAspect="1"/>
+            </wp:cNvGraphicFramePr>
+            <a:graphic xmlns:a="http://schemas.openxmlformats.org/drawingml/2006/main">
+              <a:graphicData uri="http://schemas.openxmlformats.org/drawingml/2006/picture">
+                <pic:pic xmlns:pic="http://schemas.openxmlformats.org/drawingml/2006/picture">
+                  <pic:nvPicPr>
+                    <pic:cNvPr id="1" name=""/>
+                    <pic:cNvPicPr/>
+                  </pic:nvPicPr>
+                  <pic:blipFill>
+                    <a:blip r:embed="rId15"/>
+                    <a:stretch>
+                      <a:fillRect/>
+                    </a:stretch>
+                  </pic:blipFill>
+                  <pic:spPr>
+                    <a:xfrm>
+                      <a:off x="0" y="0"/>
                       <a:ext cx="5943600" cy="3334385"/>
                     </a:xfrm>
                     <a:prstGeom prst="rect">
@@ -464,8 +1264,100 @@
       </w:r>
     </w:p>
     <w:p>
+      <w:pPr>
+        <w:pStyle w:val="u2"/>
+      </w:pPr>
+      <w:bookmarkStart w:id="9" w:name="_Toc226229535"/>
       <w:r>
         <w:t>Bai9:</w:t>
+      </w:r>
+      <w:bookmarkEnd w:id="9"/>
+    </w:p>
+    <w:p>
+      <w:r>
+        <w:drawing>
+          <wp:inline distT="0" distB="0" distL="0" distR="0" wp14:anchorId="34D9DEBB" wp14:editId="0A150870">
+            <wp:extent cx="5943600" cy="3323590"/>
+            <wp:effectExtent l="0" t="0" r="0" b="0"/>
+            <wp:docPr id="11" name="Hình ảnh 11"/>
+            <wp:cNvGraphicFramePr>
+              <a:graphicFrameLocks xmlns:a="http://schemas.openxmlformats.org/drawingml/2006/main" noChangeAspect="1"/>
+            </wp:cNvGraphicFramePr>
+            <a:graphic xmlns:a="http://schemas.openxmlformats.org/drawingml/2006/main">
+              <a:graphicData uri="http://schemas.openxmlformats.org/drawingml/2006/picture">
+                <pic:pic xmlns:pic="http://schemas.openxmlformats.org/drawingml/2006/picture">
+                  <pic:nvPicPr>
+                    <pic:cNvPr id="1" name=""/>
+                    <pic:cNvPicPr/>
+                  </pic:nvPicPr>
+                  <pic:blipFill>
+                    <a:blip r:embed="rId16"/>
+                    <a:stretch>
+                      <a:fillRect/>
+                    </a:stretch>
+                  </pic:blipFill>
+                  <pic:spPr>
+                    <a:xfrm>
+                      <a:off x="0" y="0"/>
+                      <a:ext cx="5943600" cy="3323590"/>
+                    </a:xfrm>
+                    <a:prstGeom prst="rect">
+                      <a:avLst/>
+                    </a:prstGeom>
+                  </pic:spPr>
+                </pic:pic>
+              </a:graphicData>
+            </a:graphic>
+          </wp:inline>
+        </w:drawing>
+      </w:r>
+    </w:p>
+    <w:p>
+      <w:r>
+        <w:lastRenderedPageBreak/>
+        <w:drawing>
+          <wp:inline distT="0" distB="0" distL="0" distR="0" wp14:anchorId="4AAA0E63" wp14:editId="111DF5CA">
+            <wp:extent cx="5943600" cy="3342005"/>
+            <wp:effectExtent l="0" t="0" r="0" b="0"/>
+            <wp:docPr id="12" name="Hình ảnh 12"/>
+            <wp:cNvGraphicFramePr>
+              <a:graphicFrameLocks xmlns:a="http://schemas.openxmlformats.org/drawingml/2006/main" noChangeAspect="1"/>
+            </wp:cNvGraphicFramePr>
+            <a:graphic xmlns:a="http://schemas.openxmlformats.org/drawingml/2006/main">
+              <a:graphicData uri="http://schemas.openxmlformats.org/drawingml/2006/picture">
+                <pic:pic xmlns:pic="http://schemas.openxmlformats.org/drawingml/2006/picture">
+                  <pic:nvPicPr>
+                    <pic:cNvPr id="1" name=""/>
+                    <pic:cNvPicPr/>
+                  </pic:nvPicPr>
+                  <pic:blipFill>
+                    <a:blip r:embed="rId17"/>
+                    <a:stretch>
+                      <a:fillRect/>
+                    </a:stretch>
+                  </pic:blipFill>
+                  <pic:spPr>
+                    <a:xfrm>
+                      <a:off x="0" y="0"/>
+                      <a:ext cx="5943600" cy="3342005"/>
+                    </a:xfrm>
+                    <a:prstGeom prst="rect">
+                      <a:avLst/>
+                    </a:prstGeom>
+                  </pic:spPr>
+                </pic:pic>
+              </a:graphicData>
+            </a:graphic>
+          </wp:inline>
+        </w:drawing>
+      </w:r>
+    </w:p>
+    <w:p>
+      <w:pPr>
+        <w:pStyle w:val="u2"/>
+      </w:pPr>
+      <w:r>
+        <w:t>Bai10</w:t>
       </w:r>
     </w:p>
     <w:p/>
@@ -1064,6 +1956,50 @@
     <w:name w:val="Normal"/>
     <w:qFormat/>
   </w:style>
+  <w:style w:type="paragraph" w:styleId="u1">
+    <w:name w:val="heading 1"/>
+    <w:basedOn w:val="Binhthng"/>
+    <w:next w:val="Binhthng"/>
+    <w:link w:val="u1Char"/>
+    <w:uiPriority w:val="9"/>
+    <w:qFormat/>
+    <w:rsid w:val="00BD038D"/>
+    <w:pPr>
+      <w:keepNext/>
+      <w:keepLines/>
+      <w:spacing w:before="240" w:after="0"/>
+      <w:outlineLvl w:val="0"/>
+    </w:pPr>
+    <w:rPr>
+      <w:rFonts w:asciiTheme="majorHAnsi" w:eastAsiaTheme="majorEastAsia" w:hAnsiTheme="majorHAnsi" w:cstheme="majorBidi"/>
+      <w:color w:val="2E74B5" w:themeColor="accent1" w:themeShade="BF"/>
+      <w:sz w:val="32"/>
+      <w:szCs w:val="32"/>
+    </w:rPr>
+  </w:style>
+  <w:style w:type="paragraph" w:styleId="u2">
+    <w:name w:val="heading 2"/>
+    <w:basedOn w:val="Binhthng"/>
+    <w:next w:val="Binhthng"/>
+    <w:link w:val="u2Char"/>
+    <w:uiPriority w:val="9"/>
+    <w:semiHidden/>
+    <w:unhideWhenUsed/>
+    <w:qFormat/>
+    <w:rsid w:val="00BD038D"/>
+    <w:pPr>
+      <w:keepNext/>
+      <w:keepLines/>
+      <w:spacing w:before="40" w:after="0"/>
+      <w:outlineLvl w:val="1"/>
+    </w:pPr>
+    <w:rPr>
+      <w:rFonts w:asciiTheme="majorHAnsi" w:eastAsiaTheme="majorEastAsia" w:hAnsiTheme="majorHAnsi" w:cstheme="majorBidi"/>
+      <w:color w:val="2E74B5" w:themeColor="accent1" w:themeShade="BF"/>
+      <w:sz w:val="26"/>
+      <w:szCs w:val="26"/>
+    </w:rPr>
+  </w:style>
   <w:style w:type="character" w:default="1" w:styleId="Phngmcinhcuaoanvn">
     <w:name w:val="Default Paragraph Font"/>
     <w:uiPriority w:val="1"/>
@@ -1101,6 +2037,81 @@
       <w:ind w:left="720"/>
       <w:contextualSpacing/>
     </w:pPr>
+  </w:style>
+  <w:style w:type="character" w:customStyle="1" w:styleId="u1Char">
+    <w:name w:val="Đầu đề 1 Char"/>
+    <w:basedOn w:val="Phngmcinhcuaoanvn"/>
+    <w:link w:val="u1"/>
+    <w:uiPriority w:val="9"/>
+    <w:rsid w:val="00BD038D"/>
+    <w:rPr>
+      <w:rFonts w:asciiTheme="majorHAnsi" w:eastAsiaTheme="majorEastAsia" w:hAnsiTheme="majorHAnsi" w:cstheme="majorBidi"/>
+      <w:color w:val="2E74B5" w:themeColor="accent1" w:themeShade="BF"/>
+      <w:sz w:val="32"/>
+      <w:szCs w:val="32"/>
+    </w:rPr>
+  </w:style>
+  <w:style w:type="character" w:customStyle="1" w:styleId="u2Char">
+    <w:name w:val="Đầu đề 2 Char"/>
+    <w:basedOn w:val="Phngmcinhcuaoanvn"/>
+    <w:link w:val="u2"/>
+    <w:uiPriority w:val="9"/>
+    <w:semiHidden/>
+    <w:rsid w:val="00BD038D"/>
+    <w:rPr>
+      <w:rFonts w:asciiTheme="majorHAnsi" w:eastAsiaTheme="majorEastAsia" w:hAnsiTheme="majorHAnsi" w:cstheme="majorBidi"/>
+      <w:color w:val="2E74B5" w:themeColor="accent1" w:themeShade="BF"/>
+      <w:sz w:val="26"/>
+      <w:szCs w:val="26"/>
+    </w:rPr>
+  </w:style>
+  <w:style w:type="paragraph" w:styleId="uMucluc">
+    <w:name w:val="TOC Heading"/>
+    <w:basedOn w:val="u1"/>
+    <w:next w:val="Binhthng"/>
+    <w:uiPriority w:val="39"/>
+    <w:unhideWhenUsed/>
+    <w:qFormat/>
+    <w:rsid w:val="00BD038D"/>
+    <w:pPr>
+      <w:outlineLvl w:val="9"/>
+    </w:pPr>
+  </w:style>
+  <w:style w:type="paragraph" w:styleId="Mucluc1">
+    <w:name w:val="toc 1"/>
+    <w:basedOn w:val="Binhthng"/>
+    <w:next w:val="Binhthng"/>
+    <w:autoRedefine/>
+    <w:uiPriority w:val="39"/>
+    <w:unhideWhenUsed/>
+    <w:rsid w:val="00BD038D"/>
+    <w:pPr>
+      <w:spacing w:after="100"/>
+    </w:pPr>
+  </w:style>
+  <w:style w:type="paragraph" w:styleId="Mucluc2">
+    <w:name w:val="toc 2"/>
+    <w:basedOn w:val="Binhthng"/>
+    <w:next w:val="Binhthng"/>
+    <w:autoRedefine/>
+    <w:uiPriority w:val="39"/>
+    <w:unhideWhenUsed/>
+    <w:rsid w:val="00BD038D"/>
+    <w:pPr>
+      <w:spacing w:after="100"/>
+      <w:ind w:left="220"/>
+    </w:pPr>
+  </w:style>
+  <w:style w:type="character" w:styleId="Siuktni">
+    <w:name w:val="Hyperlink"/>
+    <w:basedOn w:val="Phngmcinhcuaoanvn"/>
+    <w:uiPriority w:val="99"/>
+    <w:unhideWhenUsed/>
+    <w:rsid w:val="00BD038D"/>
+    <w:rPr>
+      <w:color w:val="0563C1" w:themeColor="hyperlink"/>
+      <w:u w:val="single"/>
+    </w:rPr>
   </w:style>
 </w:styles>
 </file>
@@ -1364,4 +2375,16 @@
     </a:ext>
   </a:extLst>
 </a:theme>
+</file>
+
+<file path=customXml/item1.xml><?xml version="1.0" encoding="utf-8"?>
+<b:Sources xmlns:b="http://schemas.openxmlformats.org/officeDocument/2006/bibliography" xmlns="http://schemas.openxmlformats.org/officeDocument/2006/bibliography" SelectedStyle="\APASixthEditionOfficeOnline.xsl" StyleName="APA" Version="6"/>
+</file>
+
+<file path=customXml/itemProps1.xml><?xml version="1.0" encoding="utf-8"?>
+<ds:datastoreItem xmlns:ds="http://schemas.openxmlformats.org/officeDocument/2006/customXml" ds:itemID="{C1CA9D2C-AF5D-456F-968C-EB1BCD5CDE9A}">
+  <ds:schemaRefs>
+    <ds:schemaRef ds:uri="http://schemas.openxmlformats.org/officeDocument/2006/bibliography"/>
+  </ds:schemaRefs>
+</ds:datastoreItem>
 </file>
--- a/Tuan05/22640121_NguyenTrungQuyen_MinhChung.docx
+++ b/Tuan05/22640121_NguyenTrungQuyen_MinhChung.docx
@@ -1361,6 +1361,53 @@
       </w:r>
     </w:p>
     <w:p/>
+    <w:p>
+      <w:r>
+        <w:drawing>
+          <wp:inline distT="0" distB="0" distL="0" distR="0" wp14:anchorId="17043E37" wp14:editId="19E0E241">
+            <wp:extent cx="5943600" cy="3326130"/>
+            <wp:effectExtent l="0" t="0" r="0" b="7620"/>
+            <wp:docPr id="13" name="Hình ảnh 13"/>
+            <wp:cNvGraphicFramePr>
+              <a:graphicFrameLocks xmlns:a="http://schemas.openxmlformats.org/drawingml/2006/main" noChangeAspect="1"/>
+            </wp:cNvGraphicFramePr>
+            <a:graphic xmlns:a="http://schemas.openxmlformats.org/drawingml/2006/main">
+              <a:graphicData uri="http://schemas.openxmlformats.org/drawingml/2006/picture">
+                <pic:pic xmlns:pic="http://schemas.openxmlformats.org/drawingml/2006/picture">
+                  <pic:nvPicPr>
+                    <pic:cNvPr id="1" name=""/>
+                    <pic:cNvPicPr/>
+                  </pic:nvPicPr>
+                  <pic:blipFill>
+                    <a:blip r:embed="rId18"/>
+                    <a:stretch>
+                      <a:fillRect/>
+                    </a:stretch>
+                  </pic:blipFill>
+                  <pic:spPr>
+                    <a:xfrm>
+                      <a:off x="0" y="0"/>
+                      <a:ext cx="5943600" cy="3326130"/>
+                    </a:xfrm>
+                    <a:prstGeom prst="rect">
+                      <a:avLst/>
+                    </a:prstGeom>
+                  </pic:spPr>
+                </pic:pic>
+              </a:graphicData>
+            </a:graphic>
+          </wp:inline>
+        </w:drawing>
+      </w:r>
+    </w:p>
+    <w:p>
+      <w:pPr>
+        <w:pStyle w:val="u2"/>
+      </w:pPr>
+      <w:r>
+        <w:t>Bai11:</w:t>
+      </w:r>
+    </w:p>
     <w:p/>
     <w:sectPr>
       <w:pgSz w:w="12240" w:h="15840"/>

--- a/Tuan05/22640121_NguyenTrungQuyen_MinhChung.docx
+++ b/Tuan05/22640121_NguyenTrungQuyen_MinhChung.docx
@@ -1405,7 +1405,94 @@
         <w:pStyle w:val="u2"/>
       </w:pPr>
       <w:r>
+        <w:lastRenderedPageBreak/>
         <w:t>Bai11:</w:t>
+      </w:r>
+    </w:p>
+    <w:p>
+      <w:r>
+        <w:drawing>
+          <wp:inline distT="0" distB="0" distL="0" distR="0" wp14:anchorId="4AB36308" wp14:editId="3D9CAC95">
+            <wp:extent cx="5943600" cy="3326130"/>
+            <wp:effectExtent l="0" t="0" r="0" b="7620"/>
+            <wp:docPr id="14" name="Hình ảnh 14"/>
+            <wp:cNvGraphicFramePr>
+              <a:graphicFrameLocks xmlns:a="http://schemas.openxmlformats.org/drawingml/2006/main" noChangeAspect="1"/>
+            </wp:cNvGraphicFramePr>
+            <a:graphic xmlns:a="http://schemas.openxmlformats.org/drawingml/2006/main">
+              <a:graphicData uri="http://schemas.openxmlformats.org/drawingml/2006/picture">
+                <pic:pic xmlns:pic="http://schemas.openxmlformats.org/drawingml/2006/picture">
+                  <pic:nvPicPr>
+                    <pic:cNvPr id="1" name=""/>
+                    <pic:cNvPicPr/>
+                  </pic:nvPicPr>
+                  <pic:blipFill>
+                    <a:blip r:embed="rId19"/>
+                    <a:stretch>
+                      <a:fillRect/>
+                    </a:stretch>
+                  </pic:blipFill>
+                  <pic:spPr>
+                    <a:xfrm>
+                      <a:off x="0" y="0"/>
+                      <a:ext cx="5943600" cy="3326130"/>
+                    </a:xfrm>
+                    <a:prstGeom prst="rect">
+                      <a:avLst/>
+                    </a:prstGeom>
+                  </pic:spPr>
+                </pic:pic>
+              </a:graphicData>
+            </a:graphic>
+          </wp:inline>
+        </w:drawing>
+      </w:r>
+    </w:p>
+    <w:p>
+      <w:r>
+        <w:drawing>
+          <wp:inline distT="0" distB="0" distL="0" distR="0" wp14:anchorId="02B34C8E" wp14:editId="1F3EAA6B">
+            <wp:extent cx="5943600" cy="3342005"/>
+            <wp:effectExtent l="0" t="0" r="0" b="0"/>
+            <wp:docPr id="15" name="Hình ảnh 15"/>
+            <wp:cNvGraphicFramePr>
+              <a:graphicFrameLocks xmlns:a="http://schemas.openxmlformats.org/drawingml/2006/main" noChangeAspect="1"/>
+            </wp:cNvGraphicFramePr>
+            <a:graphic xmlns:a="http://schemas.openxmlformats.org/drawingml/2006/main">
+              <a:graphicData uri="http://schemas.openxmlformats.org/drawingml/2006/picture">
+                <pic:pic xmlns:pic="http://schemas.openxmlformats.org/drawingml/2006/picture">
+                  <pic:nvPicPr>
+                    <pic:cNvPr id="1" name=""/>
+                    <pic:cNvPicPr/>
+                  </pic:nvPicPr>
+                  <pic:blipFill>
+                    <a:blip r:embed="rId20"/>
+                    <a:stretch>
+                      <a:fillRect/>
+                    </a:stretch>
+                  </pic:blipFill>
+                  <pic:spPr>
+                    <a:xfrm>
+                      <a:off x="0" y="0"/>
+                      <a:ext cx="5943600" cy="3342005"/>
+                    </a:xfrm>
+                    <a:prstGeom prst="rect">
+                      <a:avLst/>
+                    </a:prstGeom>
+                  </pic:spPr>
+                </pic:pic>
+              </a:graphicData>
+            </a:graphic>
+          </wp:inline>
+        </w:drawing>
+      </w:r>
+    </w:p>
+    <w:p>
+      <w:pPr>
+        <w:pStyle w:val="u2"/>
+      </w:pPr>
+      <w:r>
+        <w:t>Bai12:</w:t>
       </w:r>
     </w:p>
     <w:p/>

--- a/Tuan05/22640121_NguyenTrungQuyen_MinhChung.docx
+++ b/Tuan05/22640121_NguyenTrungQuyen_MinhChung.docx
@@ -1492,7 +1492,134 @@
         <w:pStyle w:val="u2"/>
       </w:pPr>
       <w:r>
+        <w:lastRenderedPageBreak/>
         <w:t>Bai12:</w:t>
+      </w:r>
+    </w:p>
+    <w:p>
+      <w:r>
+        <w:drawing>
+          <wp:inline distT="0" distB="0" distL="0" distR="0" wp14:anchorId="373EC537" wp14:editId="13667D29">
+            <wp:extent cx="5943600" cy="3326765"/>
+            <wp:effectExtent l="0" t="0" r="0" b="6985"/>
+            <wp:docPr id="16" name="Hình ảnh 16"/>
+            <wp:cNvGraphicFramePr>
+              <a:graphicFrameLocks xmlns:a="http://schemas.openxmlformats.org/drawingml/2006/main" noChangeAspect="1"/>
+            </wp:cNvGraphicFramePr>
+            <a:graphic xmlns:a="http://schemas.openxmlformats.org/drawingml/2006/main">
+              <a:graphicData uri="http://schemas.openxmlformats.org/drawingml/2006/picture">
+                <pic:pic xmlns:pic="http://schemas.openxmlformats.org/drawingml/2006/picture">
+                  <pic:nvPicPr>
+                    <pic:cNvPr id="1" name=""/>
+                    <pic:cNvPicPr/>
+                  </pic:nvPicPr>
+                  <pic:blipFill>
+                    <a:blip r:embed="rId21"/>
+                    <a:stretch>
+                      <a:fillRect/>
+                    </a:stretch>
+                  </pic:blipFill>
+                  <pic:spPr>
+                    <a:xfrm>
+                      <a:off x="0" y="0"/>
+                      <a:ext cx="5943600" cy="3326765"/>
+                    </a:xfrm>
+                    <a:prstGeom prst="rect">
+                      <a:avLst/>
+                    </a:prstGeom>
+                  </pic:spPr>
+                </pic:pic>
+              </a:graphicData>
+            </a:graphic>
+          </wp:inline>
+        </w:drawing>
+      </w:r>
+    </w:p>
+    <w:p>
+      <w:r>
+        <w:drawing>
+          <wp:inline distT="0" distB="0" distL="0" distR="0" wp14:anchorId="4DE6387D" wp14:editId="67305766">
+            <wp:extent cx="5943600" cy="3342005"/>
+            <wp:effectExtent l="0" t="0" r="0" b="0"/>
+            <wp:docPr id="17" name="Hình ảnh 17"/>
+            <wp:cNvGraphicFramePr>
+              <a:graphicFrameLocks xmlns:a="http://schemas.openxmlformats.org/drawingml/2006/main" noChangeAspect="1"/>
+            </wp:cNvGraphicFramePr>
+            <a:graphic xmlns:a="http://schemas.openxmlformats.org/drawingml/2006/main">
+              <a:graphicData uri="http://schemas.openxmlformats.org/drawingml/2006/picture">
+                <pic:pic xmlns:pic="http://schemas.openxmlformats.org/drawingml/2006/picture">
+                  <pic:nvPicPr>
+                    <pic:cNvPr id="1" name=""/>
+                    <pic:cNvPicPr/>
+                  </pic:nvPicPr>
+                  <pic:blipFill>
+                    <a:blip r:embed="rId22"/>
+                    <a:stretch>
+                      <a:fillRect/>
+                    </a:stretch>
+                  </pic:blipFill>
+                  <pic:spPr>
+                    <a:xfrm>
+                      <a:off x="0" y="0"/>
+                      <a:ext cx="5943600" cy="3342005"/>
+                    </a:xfrm>
+                    <a:prstGeom prst="rect">
+                      <a:avLst/>
+                    </a:prstGeom>
+                  </pic:spPr>
+                </pic:pic>
+              </a:graphicData>
+            </a:graphic>
+          </wp:inline>
+        </w:drawing>
+      </w:r>
+    </w:p>
+    <w:p>
+      <w:r>
+        <w:lastRenderedPageBreak/>
+        <w:drawing>
+          <wp:inline distT="0" distB="0" distL="0" distR="0" wp14:anchorId="1FC69086" wp14:editId="0049C0A0">
+            <wp:extent cx="5943600" cy="3342005"/>
+            <wp:effectExtent l="0" t="0" r="0" b="0"/>
+            <wp:docPr id="18" name="Hình ảnh 18"/>
+            <wp:cNvGraphicFramePr>
+              <a:graphicFrameLocks xmlns:a="http://schemas.openxmlformats.org/drawingml/2006/main" noChangeAspect="1"/>
+            </wp:cNvGraphicFramePr>
+            <a:graphic xmlns:a="http://schemas.openxmlformats.org/drawingml/2006/main">
+              <a:graphicData uri="http://schemas.openxmlformats.org/drawingml/2006/picture">
+                <pic:pic xmlns:pic="http://schemas.openxmlformats.org/drawingml/2006/picture">
+                  <pic:nvPicPr>
+                    <pic:cNvPr id="1" name=""/>
+                    <pic:cNvPicPr/>
+                  </pic:nvPicPr>
+                  <pic:blipFill>
+                    <a:blip r:embed="rId23"/>
+                    <a:stretch>
+                      <a:fillRect/>
+                    </a:stretch>
+                  </pic:blipFill>
+                  <pic:spPr>
+                    <a:xfrm>
+                      <a:off x="0" y="0"/>
+                      <a:ext cx="5943600" cy="3342005"/>
+                    </a:xfrm>
+                    <a:prstGeom prst="rect">
+                      <a:avLst/>
+                    </a:prstGeom>
+                  </pic:spPr>
+                </pic:pic>
+              </a:graphicData>
+            </a:graphic>
+          </wp:inline>
+        </w:drawing>
+      </w:r>
+    </w:p>
+    <w:p>
+      <w:pPr>
+        <w:pStyle w:val="u2"/>
+      </w:pPr>
+      <w:r>
+        <w:t>Bai13:</w:t>
       </w:r>
     </w:p>
     <w:p/>

--- a/Tuan05/22640121_NguyenTrungQuyen_MinhChung.docx
+++ b/Tuan05/22640121_NguyenTrungQuyen_MinhChung.docx
@@ -1622,7 +1622,102 @@
         <w:t>Bai13:</w:t>
       </w:r>
     </w:p>
+    <w:p>
+      <w:r>
+        <w:drawing>
+          <wp:inline distT="0" distB="0" distL="0" distR="0" wp14:anchorId="21F74B5E" wp14:editId="06017CAF">
+            <wp:extent cx="5943600" cy="3323590"/>
+            <wp:effectExtent l="0" t="0" r="0" b="0"/>
+            <wp:docPr id="19" name="Hình ảnh 19"/>
+            <wp:cNvGraphicFramePr>
+              <a:graphicFrameLocks xmlns:a="http://schemas.openxmlformats.org/drawingml/2006/main" noChangeAspect="1"/>
+            </wp:cNvGraphicFramePr>
+            <a:graphic xmlns:a="http://schemas.openxmlformats.org/drawingml/2006/main">
+              <a:graphicData uri="http://schemas.openxmlformats.org/drawingml/2006/picture">
+                <pic:pic xmlns:pic="http://schemas.openxmlformats.org/drawingml/2006/picture">
+                  <pic:nvPicPr>
+                    <pic:cNvPr id="1" name=""/>
+                    <pic:cNvPicPr/>
+                  </pic:nvPicPr>
+                  <pic:blipFill>
+                    <a:blip r:embed="rId24"/>
+                    <a:stretch>
+                      <a:fillRect/>
+                    </a:stretch>
+                  </pic:blipFill>
+                  <pic:spPr>
+                    <a:xfrm>
+                      <a:off x="0" y="0"/>
+                      <a:ext cx="5943600" cy="3323590"/>
+                    </a:xfrm>
+                    <a:prstGeom prst="rect">
+                      <a:avLst/>
+                    </a:prstGeom>
+                  </pic:spPr>
+                </pic:pic>
+              </a:graphicData>
+            </a:graphic>
+          </wp:inline>
+        </w:drawing>
+      </w:r>
+    </w:p>
+    <w:p>
+      <w:r>
+        <w:lastRenderedPageBreak/>
+        <w:drawing>
+          <wp:inline distT="0" distB="0" distL="0" distR="0" wp14:anchorId="134274B4" wp14:editId="135B7C83">
+            <wp:extent cx="5943600" cy="3342005"/>
+            <wp:effectExtent l="0" t="0" r="0" b="0"/>
+            <wp:docPr id="20" name="Hình ảnh 20"/>
+            <wp:cNvGraphicFramePr>
+              <a:graphicFrameLocks xmlns:a="http://schemas.openxmlformats.org/drawingml/2006/main" noChangeAspect="1"/>
+            </wp:cNvGraphicFramePr>
+            <a:graphic xmlns:a="http://schemas.openxmlformats.org/drawingml/2006/main">
+              <a:graphicData uri="http://schemas.openxmlformats.org/drawingml/2006/picture">
+                <pic:pic xmlns:pic="http://schemas.openxmlformats.org/drawingml/2006/picture">
+                  <pic:nvPicPr>
+                    <pic:cNvPr id="1" name=""/>
+                    <pic:cNvPicPr/>
+                  </pic:nvPicPr>
+                  <pic:blipFill>
+                    <a:blip r:embed="rId25"/>
+                    <a:stretch>
+                      <a:fillRect/>
+                    </a:stretch>
+                  </pic:blipFill>
+                  <pic:spPr>
+                    <a:xfrm>
+                      <a:off x="0" y="0"/>
+                      <a:ext cx="5943600" cy="3342005"/>
+                    </a:xfrm>
+                    <a:prstGeom prst="rect">
+                      <a:avLst/>
+                    </a:prstGeom>
+                  </pic:spPr>
+                </pic:pic>
+              </a:graphicData>
+            </a:graphic>
+          </wp:inline>
+        </w:drawing>
+      </w:r>
+    </w:p>
+    <w:p>
+      <w:pPr>
+        <w:pStyle w:val="u2"/>
+      </w:pPr>
+      <w:r>
+        <w:t>Bai14:</w:t>
+      </w:r>
+    </w:p>
     <w:p/>
+    <w:p>
+      <w:pPr>
+        <w:pStyle w:val="u2"/>
+      </w:pPr>
+      <w:r>
+        <w:t>Bai15:</w:t>
+      </w:r>
+    </w:p>
     <w:sectPr>
       <w:pgSz w:w="12240" w:h="15840"/>
       <w:pgMar w:top="1440" w:right="1440" w:bottom="1440" w:left="1440" w:header="720" w:footer="720" w:gutter="0"/>

--- a/Tuan05/22640121_NguyenTrungQuyen_MinhChung.docx
+++ b/Tuan05/22640121_NguyenTrungQuyen_MinhChung.docx
@@ -1709,7 +1709,45 @@
         <w:t>Bai14:</w:t>
       </w:r>
     </w:p>
-    <w:p/>
+    <w:p>
+      <w:r>
+        <w:drawing>
+          <wp:inline distT="0" distB="0" distL="0" distR="0" wp14:anchorId="5FC5BBB2" wp14:editId="16E2430D">
+            <wp:extent cx="5943600" cy="3326765"/>
+            <wp:effectExtent l="0" t="0" r="0" b="6985"/>
+            <wp:docPr id="21" name="Hình ảnh 21"/>
+            <wp:cNvGraphicFramePr>
+              <a:graphicFrameLocks xmlns:a="http://schemas.openxmlformats.org/drawingml/2006/main" noChangeAspect="1"/>
+            </wp:cNvGraphicFramePr>
+            <a:graphic xmlns:a="http://schemas.openxmlformats.org/drawingml/2006/main">
+              <a:graphicData uri="http://schemas.openxmlformats.org/drawingml/2006/picture">
+                <pic:pic xmlns:pic="http://schemas.openxmlformats.org/drawingml/2006/picture">
+                  <pic:nvPicPr>
+                    <pic:cNvPr id="1" name=""/>
+                    <pic:cNvPicPr/>
+                  </pic:nvPicPr>
+                  <pic:blipFill>
+                    <a:blip r:embed="rId26"/>
+                    <a:stretch>
+                      <a:fillRect/>
+                    </a:stretch>
+                  </pic:blipFill>
+                  <pic:spPr>
+                    <a:xfrm>
+                      <a:off x="0" y="0"/>
+                      <a:ext cx="5943600" cy="3326765"/>
+                    </a:xfrm>
+                    <a:prstGeom prst="rect">
+                      <a:avLst/>
+                    </a:prstGeom>
+                  </pic:spPr>
+                </pic:pic>
+              </a:graphicData>
+            </a:graphic>
+          </wp:inline>
+        </w:drawing>
+      </w:r>
+    </w:p>
     <w:p>
       <w:pPr>
         <w:pStyle w:val="u2"/>

--- a/Tuan05/22640121_NguyenTrungQuyen_MinhChung.docx
+++ b/Tuan05/22640121_NguyenTrungQuyen_MinhChung.docx
@@ -51,7 +51,7 @@
           <w:r>
             <w:fldChar w:fldCharType="separate"/>
           </w:r>
-          <w:hyperlink w:anchor="_Toc226229526" w:history="1">
+          <w:hyperlink w:anchor="_Toc226230897" w:history="1">
             <w:r>
               <w:rPr>
                 <w:rStyle w:val="Siuktni"/>
@@ -78,7 +78,7 @@
                 <w:noProof/>
                 <w:webHidden/>
               </w:rPr>
-              <w:instrText xml:space="preserve"> PAGEREF _Toc226229526 \h </w:instrText>
+              <w:instrText xml:space="preserve"> PAGEREF _Toc226230897 \h </w:instrText>
             </w:r>
             <w:r>
               <w:rPr>
@@ -121,7 +121,7 @@
               <w:lang w:eastAsia="ja-JP"/>
             </w:rPr>
           </w:pPr>
-          <w:hyperlink w:anchor="_Toc226229527" w:history="1">
+          <w:hyperlink w:anchor="_Toc226230898" w:history="1">
             <w:r>
               <w:rPr>
                 <w:rStyle w:val="Siuktni"/>
@@ -148,7 +148,7 @@
                 <w:noProof/>
                 <w:webHidden/>
               </w:rPr>
-              <w:instrText xml:space="preserve"> PAGEREF _Toc226229527 \h </w:instrText>
+              <w:instrText xml:space="preserve"> PAGEREF _Toc226230898 \h </w:instrText>
             </w:r>
             <w:r>
               <w:rPr>
@@ -191,7 +191,7 @@
               <w:lang w:eastAsia="ja-JP"/>
             </w:rPr>
           </w:pPr>
-          <w:hyperlink w:anchor="_Toc226229528" w:history="1">
+          <w:hyperlink w:anchor="_Toc226230899" w:history="1">
             <w:r>
               <w:rPr>
                 <w:rStyle w:val="Siuktni"/>
@@ -218,7 +218,7 @@
                 <w:noProof/>
                 <w:webHidden/>
               </w:rPr>
-              <w:instrText xml:space="preserve"> PAGEREF _Toc226229528 \h </w:instrText>
+              <w:instrText xml:space="preserve"> PAGEREF _Toc226230899 \h </w:instrText>
             </w:r>
             <w:r>
               <w:rPr>
@@ -238,7 +238,7 @@
                 <w:noProof/>
                 <w:webHidden/>
               </w:rPr>
-              <w:t>2</w:t>
+              <w:t>3</w:t>
             </w:r>
             <w:r>
               <w:rPr>
@@ -261,7 +261,7 @@
               <w:lang w:eastAsia="ja-JP"/>
             </w:rPr>
           </w:pPr>
-          <w:hyperlink w:anchor="_Toc226229529" w:history="1">
+          <w:hyperlink w:anchor="_Toc226230900" w:history="1">
             <w:r>
               <w:rPr>
                 <w:rStyle w:val="Siuktni"/>
@@ -288,7 +288,7 @@
                 <w:noProof/>
                 <w:webHidden/>
               </w:rPr>
-              <w:instrText xml:space="preserve"> PAGEREF _Toc226229529 \h </w:instrText>
+              <w:instrText xml:space="preserve"> PAGEREF _Toc226230900 \h </w:instrText>
             </w:r>
             <w:r>
               <w:rPr>
@@ -308,7 +308,7 @@
                 <w:noProof/>
                 <w:webHidden/>
               </w:rPr>
-              <w:t>2</w:t>
+              <w:t>3</w:t>
             </w:r>
             <w:r>
               <w:rPr>
@@ -331,7 +331,7 @@
               <w:lang w:eastAsia="ja-JP"/>
             </w:rPr>
           </w:pPr>
-          <w:hyperlink w:anchor="_Toc226229530" w:history="1">
+          <w:hyperlink w:anchor="_Toc226230901" w:history="1">
             <w:r>
               <w:rPr>
                 <w:rStyle w:val="Siuktni"/>
@@ -358,7 +358,7 @@
                 <w:noProof/>
                 <w:webHidden/>
               </w:rPr>
-              <w:instrText xml:space="preserve"> PAGEREF _Toc226229530 \h </w:instrText>
+              <w:instrText xml:space="preserve"> PAGEREF _Toc226230901 \h </w:instrText>
             </w:r>
             <w:r>
               <w:rPr>
@@ -378,7 +378,7 @@
                 <w:noProof/>
                 <w:webHidden/>
               </w:rPr>
-              <w:t>3</w:t>
+              <w:t>4</w:t>
             </w:r>
             <w:r>
               <w:rPr>
@@ -401,7 +401,7 @@
               <w:lang w:eastAsia="ja-JP"/>
             </w:rPr>
           </w:pPr>
-          <w:hyperlink w:anchor="_Toc226229531" w:history="1">
+          <w:hyperlink w:anchor="_Toc226230902" w:history="1">
             <w:r>
               <w:rPr>
                 <w:rStyle w:val="Siuktni"/>
@@ -428,7 +428,7 @@
                 <w:noProof/>
                 <w:webHidden/>
               </w:rPr>
-              <w:instrText xml:space="preserve"> PAGEREF _Toc226229531 \h </w:instrText>
+              <w:instrText xml:space="preserve"> PAGEREF _Toc226230902 \h </w:instrText>
             </w:r>
             <w:r>
               <w:rPr>
@@ -448,7 +448,7 @@
                 <w:noProof/>
                 <w:webHidden/>
               </w:rPr>
-              <w:t>4</w:t>
+              <w:t>5</w:t>
             </w:r>
             <w:r>
               <w:rPr>
@@ -471,7 +471,7 @@
               <w:lang w:eastAsia="ja-JP"/>
             </w:rPr>
           </w:pPr>
-          <w:hyperlink w:anchor="_Toc226229532" w:history="1">
+          <w:hyperlink w:anchor="_Toc226230903" w:history="1">
             <w:r>
               <w:rPr>
                 <w:rStyle w:val="Siuktni"/>
@@ -498,7 +498,7 @@
                 <w:noProof/>
                 <w:webHidden/>
               </w:rPr>
-              <w:instrText xml:space="preserve"> PAGEREF _Toc226229532 \h </w:instrText>
+              <w:instrText xml:space="preserve"> PAGEREF _Toc226230903 \h </w:instrText>
             </w:r>
             <w:r>
               <w:rPr>
@@ -518,7 +518,7 @@
                 <w:noProof/>
                 <w:webHidden/>
               </w:rPr>
-              <w:t>4</w:t>
+              <w:t>5</w:t>
             </w:r>
             <w:r>
               <w:rPr>
@@ -541,7 +541,7 @@
               <w:lang w:eastAsia="ja-JP"/>
             </w:rPr>
           </w:pPr>
-          <w:hyperlink w:anchor="_Toc226229533" w:history="1">
+          <w:hyperlink w:anchor="_Toc226230904" w:history="1">
             <w:r>
               <w:rPr>
                 <w:rStyle w:val="Siuktni"/>
@@ -568,7 +568,7 @@
                 <w:noProof/>
                 <w:webHidden/>
               </w:rPr>
-              <w:instrText xml:space="preserve"> PAGEREF _Toc226229533 \h </w:instrText>
+              <w:instrText xml:space="preserve"> PAGEREF _Toc226230904 \h </w:instrText>
             </w:r>
             <w:r>
               <w:rPr>
@@ -588,7 +588,7 @@
                 <w:noProof/>
                 <w:webHidden/>
               </w:rPr>
-              <w:t>5</w:t>
+              <w:t>6</w:t>
             </w:r>
             <w:r>
               <w:rPr>
@@ -611,7 +611,7 @@
               <w:lang w:eastAsia="ja-JP"/>
             </w:rPr>
           </w:pPr>
-          <w:hyperlink w:anchor="_Toc226229534" w:history="1">
+          <w:hyperlink w:anchor="_Toc226230905" w:history="1">
             <w:r>
               <w:rPr>
                 <w:rStyle w:val="Siuktni"/>
@@ -638,7 +638,7 @@
                 <w:noProof/>
                 <w:webHidden/>
               </w:rPr>
-              <w:instrText xml:space="preserve"> PAGEREF _Toc226229534 \h </w:instrText>
+              <w:instrText xml:space="preserve"> PAGEREF _Toc226230905 \h </w:instrText>
             </w:r>
             <w:r>
               <w:rPr>
@@ -658,7 +658,7 @@
                 <w:noProof/>
                 <w:webHidden/>
               </w:rPr>
-              <w:t>5</w:t>
+              <w:t>6</w:t>
             </w:r>
             <w:r>
               <w:rPr>
@@ -681,7 +681,7 @@
               <w:lang w:eastAsia="ja-JP"/>
             </w:rPr>
           </w:pPr>
-          <w:hyperlink w:anchor="_Toc226229535" w:history="1">
+          <w:hyperlink w:anchor="_Toc226230906" w:history="1">
             <w:r>
               <w:rPr>
                 <w:rStyle w:val="Siuktni"/>
@@ -708,7 +708,7 @@
                 <w:noProof/>
                 <w:webHidden/>
               </w:rPr>
-              <w:instrText xml:space="preserve"> PAGEREF _Toc226229535 \h </w:instrText>
+              <w:instrText xml:space="preserve"> PAGEREF _Toc226230906 \h </w:instrText>
             </w:r>
             <w:r>
               <w:rPr>
@@ -728,7 +728,427 @@
                 <w:noProof/>
                 <w:webHidden/>
               </w:rPr>
-              <w:t>5</w:t>
+              <w:t>7</w:t>
+            </w:r>
+            <w:r>
+              <w:rPr>
+                <w:noProof/>
+                <w:webHidden/>
+              </w:rPr>
+              <w:fldChar w:fldCharType="end"/>
+            </w:r>
+          </w:hyperlink>
+        </w:p>
+        <w:p>
+          <w:pPr>
+            <w:pStyle w:val="Mucluc2"/>
+            <w:tabs>
+              <w:tab w:val="right" w:leader="dot" w:pos="9350"/>
+            </w:tabs>
+            <w:rPr>
+              <w:rFonts w:eastAsiaTheme="minorEastAsia"/>
+              <w:noProof/>
+              <w:lang w:eastAsia="ja-JP"/>
+            </w:rPr>
+          </w:pPr>
+          <w:hyperlink w:anchor="_Toc226230907" w:history="1">
+            <w:r>
+              <w:rPr>
+                <w:rStyle w:val="Siuktni"/>
+                <w:noProof/>
+              </w:rPr>
+              <w:t>Bai10</w:t>
+            </w:r>
+            <w:r>
+              <w:rPr>
+                <w:noProof/>
+                <w:webHidden/>
+              </w:rPr>
+              <w:tab/>
+            </w:r>
+            <w:r>
+              <w:rPr>
+                <w:noProof/>
+                <w:webHidden/>
+              </w:rPr>
+              <w:fldChar w:fldCharType="begin"/>
+            </w:r>
+            <w:r>
+              <w:rPr>
+                <w:noProof/>
+                <w:webHidden/>
+              </w:rPr>
+              <w:instrText xml:space="preserve"> PAGEREF _Toc226230907 \h </w:instrText>
+            </w:r>
+            <w:r>
+              <w:rPr>
+                <w:noProof/>
+                <w:webHidden/>
+              </w:rPr>
+            </w:r>
+            <w:r>
+              <w:rPr>
+                <w:noProof/>
+                <w:webHidden/>
+              </w:rPr>
+              <w:fldChar w:fldCharType="separate"/>
+            </w:r>
+            <w:r>
+              <w:rPr>
+                <w:noProof/>
+                <w:webHidden/>
+              </w:rPr>
+              <w:t>7</w:t>
+            </w:r>
+            <w:r>
+              <w:rPr>
+                <w:noProof/>
+                <w:webHidden/>
+              </w:rPr>
+              <w:fldChar w:fldCharType="end"/>
+            </w:r>
+          </w:hyperlink>
+        </w:p>
+        <w:p>
+          <w:pPr>
+            <w:pStyle w:val="Mucluc2"/>
+            <w:tabs>
+              <w:tab w:val="right" w:leader="dot" w:pos="9350"/>
+            </w:tabs>
+            <w:rPr>
+              <w:rFonts w:eastAsiaTheme="minorEastAsia"/>
+              <w:noProof/>
+              <w:lang w:eastAsia="ja-JP"/>
+            </w:rPr>
+          </w:pPr>
+          <w:hyperlink w:anchor="_Toc226230908" w:history="1">
+            <w:r>
+              <w:rPr>
+                <w:rStyle w:val="Siuktni"/>
+                <w:noProof/>
+              </w:rPr>
+              <w:t>Bai11:</w:t>
+            </w:r>
+            <w:r>
+              <w:rPr>
+                <w:noProof/>
+                <w:webHidden/>
+              </w:rPr>
+              <w:tab/>
+            </w:r>
+            <w:r>
+              <w:rPr>
+                <w:noProof/>
+                <w:webHidden/>
+              </w:rPr>
+              <w:fldChar w:fldCharType="begin"/>
+            </w:r>
+            <w:r>
+              <w:rPr>
+                <w:noProof/>
+                <w:webHidden/>
+              </w:rPr>
+              <w:instrText xml:space="preserve"> PAGEREF _Toc226230908 \h </w:instrText>
+            </w:r>
+            <w:r>
+              <w:rPr>
+                <w:noProof/>
+                <w:webHidden/>
+              </w:rPr>
+            </w:r>
+            <w:r>
+              <w:rPr>
+                <w:noProof/>
+                <w:webHidden/>
+              </w:rPr>
+              <w:fldChar w:fldCharType="separate"/>
+            </w:r>
+            <w:r>
+              <w:rPr>
+                <w:noProof/>
+                <w:webHidden/>
+              </w:rPr>
+              <w:t>8</w:t>
+            </w:r>
+            <w:r>
+              <w:rPr>
+                <w:noProof/>
+                <w:webHidden/>
+              </w:rPr>
+              <w:fldChar w:fldCharType="end"/>
+            </w:r>
+          </w:hyperlink>
+        </w:p>
+        <w:p>
+          <w:pPr>
+            <w:pStyle w:val="Mucluc2"/>
+            <w:tabs>
+              <w:tab w:val="right" w:leader="dot" w:pos="9350"/>
+            </w:tabs>
+            <w:rPr>
+              <w:rFonts w:eastAsiaTheme="minorEastAsia"/>
+              <w:noProof/>
+              <w:lang w:eastAsia="ja-JP"/>
+            </w:rPr>
+          </w:pPr>
+          <w:hyperlink w:anchor="_Toc226230909" w:history="1">
+            <w:r>
+              <w:rPr>
+                <w:rStyle w:val="Siuktni"/>
+                <w:noProof/>
+              </w:rPr>
+              <w:t>Bai12:</w:t>
+            </w:r>
+            <w:r>
+              <w:rPr>
+                <w:noProof/>
+                <w:webHidden/>
+              </w:rPr>
+              <w:tab/>
+            </w:r>
+            <w:r>
+              <w:rPr>
+                <w:noProof/>
+                <w:webHidden/>
+              </w:rPr>
+              <w:fldChar w:fldCharType="begin"/>
+            </w:r>
+            <w:r>
+              <w:rPr>
+                <w:noProof/>
+                <w:webHidden/>
+              </w:rPr>
+              <w:instrText xml:space="preserve"> PAGEREF _Toc226230909 \h </w:instrText>
+            </w:r>
+            <w:r>
+              <w:rPr>
+                <w:noProof/>
+                <w:webHidden/>
+              </w:rPr>
+            </w:r>
+            <w:r>
+              <w:rPr>
+                <w:noProof/>
+                <w:webHidden/>
+              </w:rPr>
+              <w:fldChar w:fldCharType="separate"/>
+            </w:r>
+            <w:r>
+              <w:rPr>
+                <w:noProof/>
+                <w:webHidden/>
+              </w:rPr>
+              <w:t>9</w:t>
+            </w:r>
+            <w:r>
+              <w:rPr>
+                <w:noProof/>
+                <w:webHidden/>
+              </w:rPr>
+              <w:fldChar w:fldCharType="end"/>
+            </w:r>
+          </w:hyperlink>
+        </w:p>
+        <w:p>
+          <w:pPr>
+            <w:pStyle w:val="Mucluc2"/>
+            <w:tabs>
+              <w:tab w:val="right" w:leader="dot" w:pos="9350"/>
+            </w:tabs>
+            <w:rPr>
+              <w:rFonts w:eastAsiaTheme="minorEastAsia"/>
+              <w:noProof/>
+              <w:lang w:eastAsia="ja-JP"/>
+            </w:rPr>
+          </w:pPr>
+          <w:hyperlink w:anchor="_Toc226230910" w:history="1">
+            <w:r>
+              <w:rPr>
+                <w:rStyle w:val="Siuktni"/>
+                <w:noProof/>
+              </w:rPr>
+              <w:t>Bai13:</w:t>
+            </w:r>
+            <w:r>
+              <w:rPr>
+                <w:noProof/>
+                <w:webHidden/>
+              </w:rPr>
+              <w:tab/>
+            </w:r>
+            <w:r>
+              <w:rPr>
+                <w:noProof/>
+                <w:webHidden/>
+              </w:rPr>
+              <w:fldChar w:fldCharType="begin"/>
+            </w:r>
+            <w:r>
+              <w:rPr>
+                <w:noProof/>
+                <w:webHidden/>
+              </w:rPr>
+              <w:instrText xml:space="preserve"> PAGEREF _Toc226230910 \h </w:instrText>
+            </w:r>
+            <w:r>
+              <w:rPr>
+                <w:noProof/>
+                <w:webHidden/>
+              </w:rPr>
+            </w:r>
+            <w:r>
+              <w:rPr>
+                <w:noProof/>
+                <w:webHidden/>
+              </w:rPr>
+              <w:fldChar w:fldCharType="separate"/>
+            </w:r>
+            <w:r>
+              <w:rPr>
+                <w:noProof/>
+                <w:webHidden/>
+              </w:rPr>
+              <w:t>11</w:t>
+            </w:r>
+            <w:r>
+              <w:rPr>
+                <w:noProof/>
+                <w:webHidden/>
+              </w:rPr>
+              <w:fldChar w:fldCharType="end"/>
+            </w:r>
+          </w:hyperlink>
+        </w:p>
+        <w:p>
+          <w:pPr>
+            <w:pStyle w:val="Mucluc2"/>
+            <w:tabs>
+              <w:tab w:val="right" w:leader="dot" w:pos="9350"/>
+            </w:tabs>
+            <w:rPr>
+              <w:rFonts w:eastAsiaTheme="minorEastAsia"/>
+              <w:noProof/>
+              <w:lang w:eastAsia="ja-JP"/>
+            </w:rPr>
+          </w:pPr>
+          <w:hyperlink w:anchor="_Toc226230911" w:history="1">
+            <w:r>
+              <w:rPr>
+                <w:rStyle w:val="Siuktni"/>
+                <w:noProof/>
+              </w:rPr>
+              <w:t>Bai14:</w:t>
+            </w:r>
+            <w:r>
+              <w:rPr>
+                <w:noProof/>
+                <w:webHidden/>
+              </w:rPr>
+              <w:tab/>
+            </w:r>
+            <w:r>
+              <w:rPr>
+                <w:noProof/>
+                <w:webHidden/>
+              </w:rPr>
+              <w:fldChar w:fldCharType="begin"/>
+            </w:r>
+            <w:r>
+              <w:rPr>
+                <w:noProof/>
+                <w:webHidden/>
+              </w:rPr>
+              <w:instrText xml:space="preserve"> PAGEREF _Toc226230911 \h </w:instrText>
+            </w:r>
+            <w:r>
+              <w:rPr>
+                <w:noProof/>
+                <w:webHidden/>
+              </w:rPr>
+            </w:r>
+            <w:r>
+              <w:rPr>
+                <w:noProof/>
+                <w:webHidden/>
+              </w:rPr>
+              <w:fldChar w:fldCharType="separate"/>
+            </w:r>
+            <w:r>
+              <w:rPr>
+                <w:noProof/>
+                <w:webHidden/>
+              </w:rPr>
+              <w:t>12</w:t>
+            </w:r>
+            <w:r>
+              <w:rPr>
+                <w:noProof/>
+                <w:webHidden/>
+              </w:rPr>
+              <w:fldChar w:fldCharType="end"/>
+            </w:r>
+          </w:hyperlink>
+        </w:p>
+        <w:p>
+          <w:pPr>
+            <w:pStyle w:val="Mucluc2"/>
+            <w:tabs>
+              <w:tab w:val="right" w:leader="dot" w:pos="9350"/>
+            </w:tabs>
+            <w:rPr>
+              <w:rFonts w:eastAsiaTheme="minorEastAsia"/>
+              <w:noProof/>
+              <w:lang w:eastAsia="ja-JP"/>
+            </w:rPr>
+          </w:pPr>
+          <w:hyperlink w:anchor="_Toc226230912" w:history="1">
+            <w:r>
+              <w:rPr>
+                <w:rStyle w:val="Siuktni"/>
+                <w:noProof/>
+              </w:rPr>
+              <w:t>Bai15:</w:t>
+            </w:r>
+            <w:r>
+              <w:rPr>
+                <w:noProof/>
+                <w:webHidden/>
+              </w:rPr>
+              <w:tab/>
+            </w:r>
+            <w:r>
+              <w:rPr>
+                <w:noProof/>
+                <w:webHidden/>
+              </w:rPr>
+              <w:fldChar w:fldCharType="begin"/>
+            </w:r>
+            <w:r>
+              <w:rPr>
+                <w:noProof/>
+                <w:webHidden/>
+              </w:rPr>
+              <w:instrText xml:space="preserve"> PAGEREF _Toc226230912 \h </w:instrText>
+            </w:r>
+            <w:r>
+              <w:rPr>
+                <w:noProof/>
+                <w:webHidden/>
+              </w:rPr>
+            </w:r>
+            <w:r>
+              <w:rPr>
+                <w:noProof/>
+                <w:webHidden/>
+              </w:rPr>
+              <w:fldChar w:fldCharType="separate"/>
+            </w:r>
+            <w:r>
+              <w:rPr>
+                <w:noProof/>
+                <w:webHidden/>
+              </w:rPr>
+              <w:t>12</w:t>
             </w:r>
             <w:r>
               <w:rPr>
@@ -760,7 +1180,7 @@
       <w:pPr>
         <w:pStyle w:val="u1"/>
       </w:pPr>
-      <w:bookmarkStart w:id="0" w:name="_Toc226229526"/>
+      <w:bookmarkStart w:id="0" w:name="_Toc226230897"/>
       <w:r>
         <w:t>Phan 2</w:t>
       </w:r>
@@ -773,7 +1193,7 @@
       <w:pPr>
         <w:pStyle w:val="u2"/>
       </w:pPr>
-      <w:bookmarkStart w:id="1" w:name="_Toc226229527"/>
+      <w:bookmarkStart w:id="1" w:name="_Toc226230898"/>
       <w:r>
         <w:t>Bai 1:</w:t>
       </w:r>
@@ -796,6 +1216,7 @@
         <w:rPr>
           <w:noProof/>
         </w:rPr>
+        <w:lastRenderedPageBreak/>
         <w:drawing>
           <wp:inline distT="0" distB="0" distL="0" distR="0" wp14:anchorId="109C34AA" wp14:editId="539D16ED">
             <wp:extent cx="5943600" cy="3343275"/>
@@ -838,7 +1259,6 @@
         <w:rPr>
           <w:noProof/>
         </w:rPr>
-        <w:lastRenderedPageBreak/>
         <w:drawing>
           <wp:inline distT="0" distB="0" distL="0" distR="0" wp14:anchorId="4C8572A4" wp14:editId="368BD0AD">
             <wp:extent cx="5943600" cy="3321050"/>
@@ -881,8 +1301,9 @@
       <w:pPr>
         <w:pStyle w:val="u2"/>
       </w:pPr>
-      <w:bookmarkStart w:id="2" w:name="_Toc226229528"/>
-      <w:r>
+      <w:bookmarkStart w:id="2" w:name="_Toc226230899"/>
+      <w:r>
+        <w:lastRenderedPageBreak/>
         <w:t>Bai2:</w:t>
       </w:r>
       <w:bookmarkEnd w:id="2"/>
@@ -930,9 +1351,8 @@
       <w:pPr>
         <w:pStyle w:val="u2"/>
       </w:pPr>
-      <w:bookmarkStart w:id="3" w:name="_Toc226229529"/>
-      <w:r>
-        <w:lastRenderedPageBreak/>
+      <w:bookmarkStart w:id="3" w:name="_Toc226230900"/>
+      <w:r>
         <w:t>Bai3:</w:t>
       </w:r>
       <w:bookmarkEnd w:id="3"/>
@@ -978,6 +1398,7 @@
     </w:p>
     <w:p>
       <w:r>
+        <w:lastRenderedPageBreak/>
         <w:drawing>
           <wp:inline distT="0" distB="0" distL="0" distR="0" wp14:anchorId="1F4F01D5" wp14:editId="4231CB23">
             <wp:extent cx="5943600" cy="3342005"/>
@@ -1019,9 +1440,8 @@
       <w:pPr>
         <w:pStyle w:val="u2"/>
       </w:pPr>
-      <w:bookmarkStart w:id="4" w:name="_Toc226229530"/>
-      <w:r>
-        <w:lastRenderedPageBreak/>
+      <w:bookmarkStart w:id="4" w:name="_Toc226230901"/>
+      <w:r>
         <w:t>Bai4:</w:t>
       </w:r>
       <w:bookmarkEnd w:id="4"/>
@@ -1069,8 +1489,9 @@
       <w:pPr>
         <w:pStyle w:val="u2"/>
       </w:pPr>
-      <w:bookmarkStart w:id="5" w:name="_Toc226229531"/>
-      <w:r>
+      <w:bookmarkStart w:id="5" w:name="_Toc226230902"/>
+      <w:r>
+        <w:lastRenderedPageBreak/>
         <w:t>Bai5:</w:t>
       </w:r>
       <w:bookmarkEnd w:id="5"/>
@@ -1118,9 +1539,8 @@
       <w:pPr>
         <w:pStyle w:val="u2"/>
       </w:pPr>
-      <w:bookmarkStart w:id="6" w:name="_Toc226229532"/>
-      <w:r>
-        <w:lastRenderedPageBreak/>
+      <w:bookmarkStart w:id="6" w:name="_Toc226230903"/>
+      <w:r>
         <w:t>Bai6:</w:t>
       </w:r>
       <w:bookmarkEnd w:id="6"/>
@@ -1168,8 +1588,9 @@
       <w:pPr>
         <w:pStyle w:val="u2"/>
       </w:pPr>
-      <w:bookmarkStart w:id="7" w:name="_Toc226229533"/>
-      <w:r>
+      <w:bookmarkStart w:id="7" w:name="_Toc226230904"/>
+      <w:r>
+        <w:lastRenderedPageBreak/>
         <w:t>Bai7:</w:t>
       </w:r>
       <w:bookmarkEnd w:id="7"/>
@@ -1217,9 +1638,8 @@
       <w:pPr>
         <w:pStyle w:val="u2"/>
       </w:pPr>
-      <w:bookmarkStart w:id="8" w:name="_Toc226229534"/>
-      <w:r>
-        <w:lastRenderedPageBreak/>
+      <w:bookmarkStart w:id="8" w:name="_Toc226230905"/>
+      <w:r>
         <w:t>Bai8:</w:t>
       </w:r>
       <w:bookmarkEnd w:id="8"/>
@@ -1267,8 +1687,9 @@
       <w:pPr>
         <w:pStyle w:val="u2"/>
       </w:pPr>
-      <w:bookmarkStart w:id="9" w:name="_Toc226229535"/>
-      <w:r>
+      <w:bookmarkStart w:id="9" w:name="_Toc226230906"/>
+      <w:r>
+        <w:lastRenderedPageBreak/>
         <w:t>Bai9:</w:t>
       </w:r>
       <w:bookmarkEnd w:id="9"/>
@@ -1314,7 +1735,6 @@
     </w:p>
     <w:p>
       <w:r>
-        <w:lastRenderedPageBreak/>
         <w:drawing>
           <wp:inline distT="0" distB="0" distL="0" distR="0" wp14:anchorId="4AAA0E63" wp14:editId="111DF5CA">
             <wp:extent cx="5943600" cy="3342005"/>
@@ -1356,13 +1776,16 @@
       <w:pPr>
         <w:pStyle w:val="u2"/>
       </w:pPr>
+      <w:bookmarkStart w:id="10" w:name="_Toc226230907"/>
       <w:r>
         <w:t>Bai10</w:t>
       </w:r>
+      <w:bookmarkEnd w:id="10"/>
     </w:p>
     <w:p/>
     <w:p>
       <w:r>
+        <w:lastRenderedPageBreak/>
         <w:drawing>
           <wp:inline distT="0" distB="0" distL="0" distR="0" wp14:anchorId="17043E37" wp14:editId="19E0E241">
             <wp:extent cx="5943600" cy="3326130"/>
@@ -1404,10 +1827,11 @@
       <w:pPr>
         <w:pStyle w:val="u2"/>
       </w:pPr>
-      <w:r>
-        <w:lastRenderedPageBreak/>
+      <w:bookmarkStart w:id="11" w:name="_Toc226230908"/>
+      <w:r>
         <w:t>Bai11:</w:t>
       </w:r>
+      <w:bookmarkEnd w:id="11"/>
     </w:p>
     <w:p>
       <w:r>
@@ -1450,6 +1874,7 @@
     </w:p>
     <w:p>
       <w:r>
+        <w:lastRenderedPageBreak/>
         <w:drawing>
           <wp:inline distT="0" distB="0" distL="0" distR="0" wp14:anchorId="02B34C8E" wp14:editId="1F3EAA6B">
             <wp:extent cx="5943600" cy="3342005"/>
@@ -1491,10 +1916,11 @@
       <w:pPr>
         <w:pStyle w:val="u2"/>
       </w:pPr>
-      <w:r>
-        <w:lastRenderedPageBreak/>
+      <w:bookmarkStart w:id="12" w:name="_Toc226230909"/>
+      <w:r>
         <w:t>Bai12:</w:t>
       </w:r>
+      <w:bookmarkEnd w:id="12"/>
     </w:p>
     <w:p>
       <w:r>
@@ -1537,6 +1963,7 @@
     </w:p>
     <w:p>
       <w:r>
+        <w:lastRenderedPageBreak/>
         <w:drawing>
           <wp:inline distT="0" distB="0" distL="0" distR="0" wp14:anchorId="4DE6387D" wp14:editId="67305766">
             <wp:extent cx="5943600" cy="3342005"/>
@@ -1576,7 +2003,6 @@
     </w:p>
     <w:p>
       <w:r>
-        <w:lastRenderedPageBreak/>
         <w:drawing>
           <wp:inline distT="0" distB="0" distL="0" distR="0" wp14:anchorId="1FC69086" wp14:editId="0049C0A0">
             <wp:extent cx="5943600" cy="3342005"/>
@@ -1618,9 +2044,12 @@
       <w:pPr>
         <w:pStyle w:val="u2"/>
       </w:pPr>
-      <w:r>
+      <w:bookmarkStart w:id="13" w:name="_Toc226230910"/>
+      <w:r>
+        <w:lastRenderedPageBreak/>
         <w:t>Bai13:</w:t>
       </w:r>
+      <w:bookmarkEnd w:id="13"/>
     </w:p>
     <w:p>
       <w:r>
@@ -1663,7 +2092,6 @@
     </w:p>
     <w:p>
       <w:r>
-        <w:lastRenderedPageBreak/>
         <w:drawing>
           <wp:inline distT="0" distB="0" distL="0" distR="0" wp14:anchorId="134274B4" wp14:editId="135B7C83">
             <wp:extent cx="5943600" cy="3342005"/>
@@ -1705,9 +2133,12 @@
       <w:pPr>
         <w:pStyle w:val="u2"/>
       </w:pPr>
-      <w:r>
+      <w:bookmarkStart w:id="14" w:name="_Toc226230911"/>
+      <w:r>
+        <w:lastRenderedPageBreak/>
         <w:t>Bai14:</w:t>
       </w:r>
+      <w:bookmarkEnd w:id="14"/>
     </w:p>
     <w:p>
       <w:r>
@@ -1752,8 +2183,49 @@
       <w:pPr>
         <w:pStyle w:val="u2"/>
       </w:pPr>
+      <w:bookmarkStart w:id="15" w:name="_Toc226230912"/>
       <w:r>
         <w:t>Bai15:</w:t>
+      </w:r>
+      <w:bookmarkEnd w:id="15"/>
+    </w:p>
+    <w:p>
+      <w:r>
+        <w:drawing>
+          <wp:inline distT="0" distB="0" distL="0" distR="0" wp14:anchorId="68E22162" wp14:editId="52630C91">
+            <wp:extent cx="5943600" cy="3338830"/>
+            <wp:effectExtent l="0" t="0" r="0" b="0"/>
+            <wp:docPr id="22" name="Hình ảnh 22"/>
+            <wp:cNvGraphicFramePr>
+              <a:graphicFrameLocks xmlns:a="http://schemas.openxmlformats.org/drawingml/2006/main" noChangeAspect="1"/>
+            </wp:cNvGraphicFramePr>
+            <a:graphic xmlns:a="http://schemas.openxmlformats.org/drawingml/2006/main">
+              <a:graphicData uri="http://schemas.openxmlformats.org/drawingml/2006/picture">
+                <pic:pic xmlns:pic="http://schemas.openxmlformats.org/drawingml/2006/picture">
+                  <pic:nvPicPr>
+                    <pic:cNvPr id="1" name=""/>
+                    <pic:cNvPicPr/>
+                  </pic:nvPicPr>
+                  <pic:blipFill>
+                    <a:blip r:embed="rId27"/>
+                    <a:stretch>
+                      <a:fillRect/>
+                    </a:stretch>
+                  </pic:blipFill>
+                  <pic:spPr>
+                    <a:xfrm>
+                      <a:off x="0" y="0"/>
+                      <a:ext cx="5943600" cy="3338830"/>
+                    </a:xfrm>
+                    <a:prstGeom prst="rect">
+                      <a:avLst/>
+                    </a:prstGeom>
+                  </pic:spPr>
+                </pic:pic>
+              </a:graphicData>
+            </a:graphic>
+          </wp:inline>
+        </w:drawing>
       </w:r>
     </w:p>
     <w:sectPr>

--- a/Tuan05/22640121_NguyenTrungQuyen_MinhChung.docx
+++ b/Tuan05/22640121_NguyenTrungQuyen_MinhChung.docx
@@ -4,6 +4,12 @@
   <w:body>
     <w:sdt>
       <w:sdtPr>
+        <w:rPr>
+          <w:rFonts w:asciiTheme="minorHAnsi" w:eastAsiaTheme="minorHAnsi" w:hAnsiTheme="minorHAnsi" w:cstheme="minorBidi"/>
+          <w:color w:val="auto"/>
+          <w:sz w:val="22"/>
+          <w:szCs w:val="22"/>
+        </w:rPr>
         <w:id w:val="-218746764"/>
         <w:docPartObj>
           <w:docPartGallery w:val="Table of Contents"/>
@@ -12,13 +18,9 @@
       </w:sdtPr>
       <w:sdtEndPr>
         <w:rPr>
-          <w:rFonts w:asciiTheme="minorHAnsi" w:eastAsiaTheme="minorHAnsi" w:hAnsiTheme="minorHAnsi" w:cstheme="minorBidi"/>
           <w:b/>
           <w:bCs/>
           <w:noProof/>
-          <w:color w:val="auto"/>
-          <w:sz w:val="22"/>
-          <w:szCs w:val="22"/>
         </w:rPr>
       </w:sdtEndPr>
       <w:sdtContent>
@@ -1310,6 +1312,9 @@
     </w:p>
     <w:p>
       <w:r>
+        <w:rPr>
+          <w:noProof/>
+        </w:rPr>
         <w:drawing>
           <wp:inline distT="0" distB="0" distL="0" distR="0" wp14:anchorId="354ED34E" wp14:editId="2F0182C1">
             <wp:extent cx="5943600" cy="3338830"/>
@@ -1359,6 +1364,9 @@
     </w:p>
     <w:p>
       <w:r>
+        <w:rPr>
+          <w:noProof/>
+        </w:rPr>
         <w:drawing>
           <wp:inline distT="0" distB="0" distL="0" distR="0" wp14:anchorId="29CE74E2" wp14:editId="066EF144">
             <wp:extent cx="5943600" cy="3343275"/>
@@ -1398,6 +1406,9 @@
     </w:p>
     <w:p>
       <w:r>
+        <w:rPr>
+          <w:noProof/>
+        </w:rPr>
         <w:lastRenderedPageBreak/>
         <w:drawing>
           <wp:inline distT="0" distB="0" distL="0" distR="0" wp14:anchorId="1F4F01D5" wp14:editId="4231CB23">
@@ -1448,6 +1459,9 @@
     </w:p>
     <w:p>
       <w:r>
+        <w:rPr>
+          <w:noProof/>
+        </w:rPr>
         <w:drawing>
           <wp:inline distT="0" distB="0" distL="0" distR="0" wp14:anchorId="6C08F3AD" wp14:editId="4A17B46E">
             <wp:extent cx="5943600" cy="3332480"/>
@@ -1498,6 +1512,9 @@
     </w:p>
     <w:p>
       <w:r>
+        <w:rPr>
+          <w:noProof/>
+        </w:rPr>
         <w:drawing>
           <wp:inline distT="0" distB="0" distL="0" distR="0" wp14:anchorId="277AC10F" wp14:editId="342A92F0">
             <wp:extent cx="5943600" cy="3337560"/>
@@ -1547,6 +1564,9 @@
     </w:p>
     <w:p>
       <w:r>
+        <w:rPr>
+          <w:noProof/>
+        </w:rPr>
         <w:drawing>
           <wp:inline distT="0" distB="0" distL="0" distR="0" wp14:anchorId="7DFED053" wp14:editId="069ACE1F">
             <wp:extent cx="5943600" cy="3336290"/>
@@ -1597,6 +1617,9 @@
     </w:p>
     <w:p>
       <w:r>
+        <w:rPr>
+          <w:noProof/>
+        </w:rPr>
         <w:drawing>
           <wp:inline distT="0" distB="0" distL="0" distR="0" wp14:anchorId="087391AF" wp14:editId="6033EECB">
             <wp:extent cx="5943600" cy="3323590"/>
@@ -1646,6 +1669,9 @@
     </w:p>
     <w:p>
       <w:r>
+        <w:rPr>
+          <w:noProof/>
+        </w:rPr>
         <w:drawing>
           <wp:inline distT="0" distB="0" distL="0" distR="0" wp14:anchorId="23B506E2" wp14:editId="7E83C9A3">
             <wp:extent cx="5943600" cy="3334385"/>
@@ -1696,6 +1722,9 @@
     </w:p>
     <w:p>
       <w:r>
+        <w:rPr>
+          <w:noProof/>
+        </w:rPr>
         <w:drawing>
           <wp:inline distT="0" distB="0" distL="0" distR="0" wp14:anchorId="34D9DEBB" wp14:editId="0A150870">
             <wp:extent cx="5943600" cy="3323590"/>
@@ -1735,6 +1764,9 @@
     </w:p>
     <w:p>
       <w:r>
+        <w:rPr>
+          <w:noProof/>
+        </w:rPr>
         <w:drawing>
           <wp:inline distT="0" distB="0" distL="0" distR="0" wp14:anchorId="4AAA0E63" wp14:editId="111DF5CA">
             <wp:extent cx="5943600" cy="3342005"/>
@@ -1785,6 +1817,9 @@
     <w:p/>
     <w:p>
       <w:r>
+        <w:rPr>
+          <w:noProof/>
+        </w:rPr>
         <w:lastRenderedPageBreak/>
         <w:drawing>
           <wp:inline distT="0" distB="0" distL="0" distR="0" wp14:anchorId="17043E37" wp14:editId="19E0E241">
@@ -1835,6 +1870,9 @@
     </w:p>
     <w:p>
       <w:r>
+        <w:rPr>
+          <w:noProof/>
+        </w:rPr>
         <w:drawing>
           <wp:inline distT="0" distB="0" distL="0" distR="0" wp14:anchorId="4AB36308" wp14:editId="3D9CAC95">
             <wp:extent cx="5943600" cy="3326130"/>
@@ -1874,6 +1912,9 @@
     </w:p>
     <w:p>
       <w:r>
+        <w:rPr>
+          <w:noProof/>
+        </w:rPr>
         <w:lastRenderedPageBreak/>
         <w:drawing>
           <wp:inline distT="0" distB="0" distL="0" distR="0" wp14:anchorId="02B34C8E" wp14:editId="1F3EAA6B">
@@ -1924,6 +1965,9 @@
     </w:p>
     <w:p>
       <w:r>
+        <w:rPr>
+          <w:noProof/>
+        </w:rPr>
         <w:drawing>
           <wp:inline distT="0" distB="0" distL="0" distR="0" wp14:anchorId="373EC537" wp14:editId="13667D29">
             <wp:extent cx="5943600" cy="3326765"/>
@@ -1963,6 +2007,9 @@
     </w:p>
     <w:p>
       <w:r>
+        <w:rPr>
+          <w:noProof/>
+        </w:rPr>
         <w:lastRenderedPageBreak/>
         <w:drawing>
           <wp:inline distT="0" distB="0" distL="0" distR="0" wp14:anchorId="4DE6387D" wp14:editId="67305766">
@@ -2003,6 +2050,9 @@
     </w:p>
     <w:p>
       <w:r>
+        <w:rPr>
+          <w:noProof/>
+        </w:rPr>
         <w:drawing>
           <wp:inline distT="0" distB="0" distL="0" distR="0" wp14:anchorId="1FC69086" wp14:editId="0049C0A0">
             <wp:extent cx="5943600" cy="3342005"/>
@@ -2053,6 +2103,9 @@
     </w:p>
     <w:p>
       <w:r>
+        <w:rPr>
+          <w:noProof/>
+        </w:rPr>
         <w:drawing>
           <wp:inline distT="0" distB="0" distL="0" distR="0" wp14:anchorId="21F74B5E" wp14:editId="06017CAF">
             <wp:extent cx="5943600" cy="3323590"/>
@@ -2092,6 +2145,9 @@
     </w:p>
     <w:p>
       <w:r>
+        <w:rPr>
+          <w:noProof/>
+        </w:rPr>
         <w:drawing>
           <wp:inline distT="0" distB="0" distL="0" distR="0" wp14:anchorId="134274B4" wp14:editId="135B7C83">
             <wp:extent cx="5943600" cy="3342005"/>
@@ -2142,6 +2198,9 @@
     </w:p>
     <w:p>
       <w:r>
+        <w:rPr>
+          <w:noProof/>
+        </w:rPr>
         <w:drawing>
           <wp:inline distT="0" distB="0" distL="0" distR="0" wp14:anchorId="5FC5BBB2" wp14:editId="16E2430D">
             <wp:extent cx="5943600" cy="3326765"/>
@@ -2191,6 +2250,9 @@
     </w:p>
     <w:p>
       <w:r>
+        <w:rPr>
+          <w:noProof/>
+        </w:rPr>
         <w:drawing>
           <wp:inline distT="0" distB="0" distL="0" distR="0" wp14:anchorId="68E22162" wp14:editId="52630C91">
             <wp:extent cx="5943600" cy="3338830"/>
@@ -2228,6 +2290,190 @@
         </w:drawing>
       </w:r>
     </w:p>
+    <w:p/>
+    <w:p>
+      <w:pPr>
+        <w:pStyle w:val="u1"/>
+      </w:pPr>
+      <w:r>
+        <w:lastRenderedPageBreak/>
+        <w:t>Phan3:</w:t>
+      </w:r>
+    </w:p>
+    <w:p>
+      <w:pPr>
+        <w:pStyle w:val="u2"/>
+      </w:pPr>
+      <w:r>
+        <w:t>Bai1:</w:t>
+      </w:r>
+    </w:p>
+    <w:p>
+      <w:r>
+        <w:drawing>
+          <wp:inline distT="0" distB="0" distL="0" distR="0" wp14:anchorId="58ABE8F0" wp14:editId="5C7C3C0E">
+            <wp:extent cx="5943600" cy="3340735"/>
+            <wp:effectExtent l="0" t="0" r="0" b="0"/>
+            <wp:docPr id="23" name="Hình ảnh 23"/>
+            <wp:cNvGraphicFramePr>
+              <a:graphicFrameLocks xmlns:a="http://schemas.openxmlformats.org/drawingml/2006/main" noChangeAspect="1"/>
+            </wp:cNvGraphicFramePr>
+            <a:graphic xmlns:a="http://schemas.openxmlformats.org/drawingml/2006/main">
+              <a:graphicData uri="http://schemas.openxmlformats.org/drawingml/2006/picture">
+                <pic:pic xmlns:pic="http://schemas.openxmlformats.org/drawingml/2006/picture">
+                  <pic:nvPicPr>
+                    <pic:cNvPr id="1" name=""/>
+                    <pic:cNvPicPr/>
+                  </pic:nvPicPr>
+                  <pic:blipFill>
+                    <a:blip r:embed="rId28"/>
+                    <a:stretch>
+                      <a:fillRect/>
+                    </a:stretch>
+                  </pic:blipFill>
+                  <pic:spPr>
+                    <a:xfrm>
+                      <a:off x="0" y="0"/>
+                      <a:ext cx="5943600" cy="3340735"/>
+                    </a:xfrm>
+                    <a:prstGeom prst="rect">
+                      <a:avLst/>
+                    </a:prstGeom>
+                  </pic:spPr>
+                </pic:pic>
+              </a:graphicData>
+            </a:graphic>
+          </wp:inline>
+        </w:drawing>
+      </w:r>
+    </w:p>
+    <w:p>
+      <w:pPr>
+        <w:pStyle w:val="u2"/>
+      </w:pPr>
+      <w:r>
+        <w:t>Bai</w:t>
+      </w:r>
+      <w:r>
+        <w:t>2</w:t>
+      </w:r>
+      <w:r>
+        <w:t>:</w:t>
+      </w:r>
+    </w:p>
+    <w:p>
+      <w:r>
+        <w:drawing>
+          <wp:inline distT="0" distB="0" distL="0" distR="0" wp14:anchorId="7EFECB41" wp14:editId="209E2CB8">
+            <wp:extent cx="5943600" cy="3338830"/>
+            <wp:effectExtent l="0" t="0" r="0" b="0"/>
+            <wp:docPr id="24" name="Hình ảnh 24"/>
+            <wp:cNvGraphicFramePr>
+              <a:graphicFrameLocks xmlns:a="http://schemas.openxmlformats.org/drawingml/2006/main" noChangeAspect="1"/>
+            </wp:cNvGraphicFramePr>
+            <a:graphic xmlns:a="http://schemas.openxmlformats.org/drawingml/2006/main">
+              <a:graphicData uri="http://schemas.openxmlformats.org/drawingml/2006/picture">
+                <pic:pic xmlns:pic="http://schemas.openxmlformats.org/drawingml/2006/picture">
+                  <pic:nvPicPr>
+                    <pic:cNvPr id="1" name=""/>
+                    <pic:cNvPicPr/>
+                  </pic:nvPicPr>
+                  <pic:blipFill>
+                    <a:blip r:embed="rId29"/>
+                    <a:stretch>
+                      <a:fillRect/>
+                    </a:stretch>
+                  </pic:blipFill>
+                  <pic:spPr>
+                    <a:xfrm>
+                      <a:off x="0" y="0"/>
+                      <a:ext cx="5943600" cy="3338830"/>
+                    </a:xfrm>
+                    <a:prstGeom prst="rect">
+                      <a:avLst/>
+                    </a:prstGeom>
+                  </pic:spPr>
+                </pic:pic>
+              </a:graphicData>
+            </a:graphic>
+          </wp:inline>
+        </w:drawing>
+      </w:r>
+    </w:p>
+    <w:p>
+      <w:pPr>
+        <w:pStyle w:val="u2"/>
+      </w:pPr>
+      <w:r>
+        <w:lastRenderedPageBreak/>
+        <w:t>Bai</w:t>
+      </w:r>
+      <w:r>
+        <w:t>4</w:t>
+      </w:r>
+      <w:r>
+        <w:t>:</w:t>
+      </w:r>
+    </w:p>
+    <w:p>
+      <w:pPr>
+        <w:pStyle w:val="u2"/>
+      </w:pPr>
+      <w:r>
+        <w:t>Bai</w:t>
+      </w:r>
+      <w:r>
+        <w:t>5</w:t>
+      </w:r>
+      <w:r>
+        <w:t>:</w:t>
+      </w:r>
+    </w:p>
+    <w:p>
+      <w:pPr>
+        <w:pStyle w:val="u2"/>
+      </w:pPr>
+      <w:r>
+        <w:t>Bai</w:t>
+      </w:r>
+      <w:r>
+        <w:t>7</w:t>
+      </w:r>
+      <w:r>
+        <w:t>:</w:t>
+      </w:r>
+    </w:p>
+    <w:p>
+      <w:pPr>
+        <w:pStyle w:val="u2"/>
+      </w:pPr>
+      <w:r>
+        <w:t>Bai</w:t>
+      </w:r>
+      <w:r>
+        <w:t>8</w:t>
+      </w:r>
+      <w:r>
+        <w:t>:</w:t>
+      </w:r>
+    </w:p>
+    <w:p>
+      <w:pPr>
+        <w:pStyle w:val="u2"/>
+      </w:pPr>
+      <w:r>
+        <w:t>Bai</w:t>
+      </w:r>
+      <w:r>
+        <w:t>9</w:t>
+      </w:r>
+      <w:r>
+        <w:t>:</w:t>
+      </w:r>
+    </w:p>
+    <w:p/>
+    <w:p/>
+    <w:p/>
     <w:sectPr>
       <w:pgSz w:w="12240" w:h="15840"/>
       <w:pgMar w:top="1440" w:right="1440" w:bottom="1440" w:left="1440" w:header="720" w:footer="720" w:gutter="0"/>
@@ -2550,6 +2796,7 @@
     <w:lsdException w:name="HTML Sample" w:semiHidden="1" w:unhideWhenUsed="1"/>
     <w:lsdException w:name="HTML Typewriter" w:semiHidden="1" w:unhideWhenUsed="1"/>
     <w:lsdException w:name="HTML Variable" w:semiHidden="1" w:unhideWhenUsed="1"/>
+    <w:lsdException w:name="Normal Table" w:semiHidden="1" w:unhideWhenUsed="1"/>
     <w:lsdException w:name="annotation subject" w:semiHidden="1" w:unhideWhenUsed="1"/>
     <w:lsdException w:name="No List" w:semiHidden="1" w:unhideWhenUsed="1"/>
     <w:lsdException w:name="Outline List 1" w:semiHidden="1" w:unhideWhenUsed="1"/>
@@ -2592,8 +2839,11 @@
     <w:lsdException w:name="Table Contemporary" w:semiHidden="1" w:unhideWhenUsed="1"/>
     <w:lsdException w:name="Table Elegant" w:semiHidden="1" w:unhideWhenUsed="1"/>
     <w:lsdException w:name="Table Professional" w:semiHidden="1" w:unhideWhenUsed="1"/>
+    <w:lsdException w:name="Table Subtle 1" w:semiHidden="1" w:unhideWhenUsed="1"/>
     <w:lsdException w:name="Table Subtle 2" w:semiHidden="1" w:unhideWhenUsed="1"/>
     <w:lsdException w:name="Table Web 1" w:semiHidden="1" w:unhideWhenUsed="1"/>
+    <w:lsdException w:name="Table Web 2" w:semiHidden="1" w:unhideWhenUsed="1"/>
+    <w:lsdException w:name="Table Web 3" w:semiHidden="1" w:unhideWhenUsed="1"/>
     <w:lsdException w:name="Balloon Text" w:semiHidden="1" w:unhideWhenUsed="1"/>
     <w:lsdException w:name="Table Grid" w:uiPriority="39"/>
     <w:lsdException w:name="Table Theme" w:semiHidden="1" w:unhideWhenUsed="1"/>
